--- a/PROCESAMIENTO DE INFORMACIÓN EN APLICACIONES TELEMÁTICAS/AAA CARATULEX grupal.docx
+++ b/PROCESAMIENTO DE INFORMACIÓN EN APLICACIONES TELEMÁTICAS/AAA CARATULEX grupal.docx
@@ -47,7 +47,7 @@
                     </pic:cNvPicPr>
                   </pic:nvPicPr>
                   <pic:blipFill rotWithShape="1">
-                    <a:blip r:embed="rId8" cstate="print">
+                    <a:blip r:embed="rId9" cstate="print">
                       <a:extLst>
                         <a:ext uri="{28A0092B-C50C-407E-A947-70E740481C1C}">
                           <a14:useLocalDpi xmlns:a14="http://schemas.microsoft.com/office/drawing/2010/main" val="0"/>
@@ -121,7 +121,7 @@
                     </pic:cNvPicPr>
                   </pic:nvPicPr>
                   <pic:blipFill rotWithShape="1">
-                    <a:blip r:embed="rId9">
+                    <a:blip r:embed="rId10">
                       <a:extLst>
                         <a:ext uri="{28A0092B-C50C-407E-A947-70E740481C1C}">
                           <a14:useLocalDpi xmlns:a14="http://schemas.microsoft.com/office/drawing/2010/main" val="0"/>
@@ -257,17 +257,6 @@
           <w:szCs w:val="24"/>
         </w:rPr>
       </w:pPr>
-    </w:p>
-    <w:p>
-      <w:pPr>
-        <w:jc w:val="center"/>
-        <w:rPr>
-          <w:b/>
-          <w:bCs/>
-          <w:sz w:val="28"/>
-          <w:szCs w:val="24"/>
-        </w:rPr>
-      </w:pPr>
       <w:r>
         <w:rPr>
           <w:b/>
@@ -283,19 +272,8 @@
         <w:jc w:val="center"/>
       </w:pPr>
       <w:r>
-        <w:t>ANTENAS Y PROPAGACIÓN</w:t>
-      </w:r>
-    </w:p>
-    <w:p>
-      <w:pPr>
-        <w:jc w:val="center"/>
-        <w:rPr>
-          <w:b/>
-          <w:bCs/>
-          <w:sz w:val="28"/>
-          <w:szCs w:val="24"/>
-        </w:rPr>
-      </w:pPr>
+        <w:t>PROCESAMIENTO DE INFORMACIÓN EN APLICACIONES TELEMÁTICAS</w:t>
+      </w:r>
     </w:p>
     <w:p>
       <w:pPr>
@@ -347,37 +325,32 @@
         <w:t xml:space="preserve">ING. </w:t>
       </w:r>
       <w:r>
-        <w:t>TORRES QUIJIJE ANGEL IVAN</w:t>
-      </w:r>
-    </w:p>
-    <w:p>
-      <w:pPr>
-        <w:jc w:val="center"/>
-      </w:pPr>
-    </w:p>
-    <w:p>
-      <w:pPr>
-        <w:jc w:val="center"/>
-      </w:pPr>
-    </w:p>
-    <w:p>
-      <w:pPr>
-        <w:jc w:val="center"/>
-        <w:rPr>
-          <w:b/>
-          <w:bCs/>
-          <w:sz w:val="28"/>
-          <w:szCs w:val="24"/>
-        </w:rPr>
-      </w:pPr>
-      <w:r>
-        <w:rPr>
-          <w:b/>
-          <w:bCs/>
-          <w:sz w:val="28"/>
-          <w:szCs w:val="24"/>
-        </w:rPr>
-        <w:t>ALUMNO</w:t>
+        <w:t>ZAMBRANO VEGA CRISTIAN GABRIEL</w:t>
+      </w:r>
+    </w:p>
+    <w:p>
+      <w:pPr>
+        <w:jc w:val="center"/>
+      </w:pPr>
+    </w:p>
+    <w:p>
+      <w:pPr>
+        <w:jc w:val="center"/>
+        <w:rPr>
+          <w:b/>
+          <w:bCs/>
+          <w:sz w:val="28"/>
+          <w:szCs w:val="24"/>
+        </w:rPr>
+      </w:pPr>
+      <w:r>
+        <w:rPr>
+          <w:b/>
+          <w:bCs/>
+          <w:sz w:val="28"/>
+          <w:szCs w:val="24"/>
+        </w:rPr>
+        <w:t>GRUPO 7</w:t>
       </w:r>
       <w:r>
         <w:rPr>
@@ -394,6 +367,22 @@
         <w:jc w:val="center"/>
       </w:pPr>
       <w:r>
+        <w:t>GRACIA GUATO FELIX RAFAEL</w:t>
+      </w:r>
+    </w:p>
+    <w:p>
+      <w:pPr>
+        <w:jc w:val="center"/>
+      </w:pPr>
+      <w:r>
+        <w:t>MORA REINADO ABIGAIL BELEN</w:t>
+      </w:r>
+    </w:p>
+    <w:p>
+      <w:pPr>
+        <w:jc w:val="center"/>
+      </w:pPr>
+      <w:r>
         <w:t>MORALES COBEÑA MIYAKO KUSHIRO</w:t>
       </w:r>
     </w:p>
@@ -401,11 +390,25 @@
       <w:pPr>
         <w:jc w:val="center"/>
       </w:pPr>
-    </w:p>
-    <w:p>
-      <w:pPr>
-        <w:jc w:val="center"/>
-      </w:pPr>
+      <w:r>
+        <w:t>MUÑOZ RICAURTE KARELYS THAIS</w:t>
+      </w:r>
+    </w:p>
+    <w:p>
+      <w:pPr>
+        <w:jc w:val="center"/>
+      </w:pPr>
+      <w:r>
+        <w:t>PINCAY MURILLO JOHN DANIEL</w:t>
+      </w:r>
+    </w:p>
+    <w:p>
+      <w:pPr>
+        <w:jc w:val="center"/>
+      </w:pPr>
+      <w:r>
+        <w:t>ZARSOZA VERA KELLY MELISSA</w:t>
+      </w:r>
     </w:p>
     <w:p>
       <w:pPr>
@@ -512,7 +515,13 @@
     </w:p>
     <w:p>
       <w:r>
-        <w:t>QUEVEDO, ECUADOR                                                                     19 DE MAY. DE 25</w:t>
+        <w:t xml:space="preserve">QUEVEDO, ECUADOR                                                                     </w:t>
+      </w:r>
+      <w:r>
+        <w:t>30</w:t>
+      </w:r>
+      <w:r>
+        <w:t xml:space="preserve"> DE MAY. DE 25</w:t>
       </w:r>
     </w:p>
     <w:p/>
@@ -524,6 +533,163 @@
     </w:sectPr>
   </w:body>
 </w:document>
+</file>
+
+<file path=word/numbering.xml><?xml version="1.0" encoding="utf-8"?>
+<w:numbering xmlns:wpc="http://schemas.microsoft.com/office/word/2010/wordprocessingCanvas" xmlns:cx="http://schemas.microsoft.com/office/drawing/2014/chartex" xmlns:cx1="http://schemas.microsoft.com/office/drawing/2015/9/8/chartex" xmlns:cx2="http://schemas.microsoft.com/office/drawing/2015/10/21/chartex" xmlns:cx3="http://schemas.microsoft.com/office/drawing/2016/5/9/chartex" xmlns:cx4="http://schemas.microsoft.com/office/drawing/2016/5/10/chartex" xmlns:cx5="http://schemas.microsoft.com/office/drawing/2016/5/11/chartex" xmlns:cx6="http://schemas.microsoft.com/office/drawing/2016/5/12/chartex" xmlns:cx7="http://schemas.microsoft.com/office/drawing/2016/5/13/chartex" xmlns:cx8="http://schemas.microsoft.com/office/drawing/2016/5/14/chartex" xmlns:mc="http://schemas.openxmlformats.org/markup-compatibility/2006" xmlns:aink="http://schemas.microsoft.com/office/drawing/2016/ink" xmlns:am3d="http://schemas.microsoft.com/office/drawing/2017/model3d" xmlns:o="urn:schemas-microsoft-com:office:office" xmlns:oel="http://schemas.microsoft.com/office/2019/extlst" xmlns:r="http://schemas.openxmlformats.org/officeDocument/2006/relationships" xmlns:m="http://schemas.openxmlformats.org/officeDocument/2006/math" xmlns:v="urn:schemas-microsoft-com:vml" xmlns:wp14="http://schemas.microsoft.com/office/word/2010/wordprocessingDrawing" xmlns:wp="http://schemas.openxmlformats.org/drawingml/2006/wordprocessingDrawing" xmlns:w10="urn:schemas-microsoft-com:office:word" xmlns:w="http://schemas.openxmlformats.org/wordprocessingml/2006/main" xmlns:w14="http://schemas.microsoft.com/office/word/2010/wordml" xmlns:w15="http://schemas.microsoft.com/office/word/2012/wordml" xmlns:w16cex="http://schemas.microsoft.com/office/word/2018/wordml/cex" xmlns:w16cid="http://schemas.microsoft.com/office/word/2016/wordml/cid" xmlns:w16="http://schemas.microsoft.com/office/word/2018/wordml" xmlns:w16du="http://schemas.microsoft.com/office/word/2023/wordml/word16du" xmlns:w16sdtdh="http://schemas.microsoft.com/office/word/2020/wordml/sdtdatahash" xmlns:w16sdtfl="http://schemas.microsoft.com/office/word/2024/wordml/sdtformatlock" xmlns:w16se="http://schemas.microsoft.com/office/word/2015/wordml/symex" xmlns:wpg="http://schemas.microsoft.com/office/word/2010/wordprocessingGroup" xmlns:wpi="http://schemas.microsoft.com/office/word/2010/wordprocessingInk" xmlns:wne="http://schemas.microsoft.com/office/word/2006/wordml" xmlns:wps="http://schemas.microsoft.com/office/word/2010/wordprocessingShape" mc:Ignorable="w14 w15 w16se w16cid w16 w16cex w16sdtdh w16sdtfl w16du wp14">
+  <w:abstractNum w:abstractNumId="0" w15:restartNumberingAfterBreak="0">
+    <w:nsid w:val="5735474E"/>
+    <w:multiLevelType w:val="multilevel"/>
+    <w:tmpl w:val="8612D034"/>
+    <w:lvl w:ilvl="0">
+      <w:start w:val="1"/>
+      <w:numFmt w:val="bullet"/>
+      <w:lvlText w:val=""/>
+      <w:lvlJc w:val="left"/>
+      <w:pPr>
+        <w:tabs>
+          <w:tab w:val="num" w:pos="720"/>
+        </w:tabs>
+        <w:ind w:left="720" w:hanging="360"/>
+      </w:pPr>
+      <w:rPr>
+        <w:rFonts w:ascii="Symbol" w:hAnsi="Symbol" w:hint="default"/>
+        <w:sz w:val="20"/>
+      </w:rPr>
+    </w:lvl>
+    <w:lvl w:ilvl="1" w:tentative="1">
+      <w:start w:val="1"/>
+      <w:numFmt w:val="bullet"/>
+      <w:lvlText w:val="o"/>
+      <w:lvlJc w:val="left"/>
+      <w:pPr>
+        <w:tabs>
+          <w:tab w:val="num" w:pos="1440"/>
+        </w:tabs>
+        <w:ind w:left="1440" w:hanging="360"/>
+      </w:pPr>
+      <w:rPr>
+        <w:rFonts w:ascii="Courier New" w:hAnsi="Courier New" w:hint="default"/>
+        <w:sz w:val="20"/>
+      </w:rPr>
+    </w:lvl>
+    <w:lvl w:ilvl="2" w:tentative="1">
+      <w:start w:val="1"/>
+      <w:numFmt w:val="bullet"/>
+      <w:lvlText w:val=""/>
+      <w:lvlJc w:val="left"/>
+      <w:pPr>
+        <w:tabs>
+          <w:tab w:val="num" w:pos="2160"/>
+        </w:tabs>
+        <w:ind w:left="2160" w:hanging="360"/>
+      </w:pPr>
+      <w:rPr>
+        <w:rFonts w:ascii="Wingdings" w:hAnsi="Wingdings" w:hint="default"/>
+        <w:sz w:val="20"/>
+      </w:rPr>
+    </w:lvl>
+    <w:lvl w:ilvl="3" w:tentative="1">
+      <w:start w:val="1"/>
+      <w:numFmt w:val="bullet"/>
+      <w:lvlText w:val=""/>
+      <w:lvlJc w:val="left"/>
+      <w:pPr>
+        <w:tabs>
+          <w:tab w:val="num" w:pos="2880"/>
+        </w:tabs>
+        <w:ind w:left="2880" w:hanging="360"/>
+      </w:pPr>
+      <w:rPr>
+        <w:rFonts w:ascii="Wingdings" w:hAnsi="Wingdings" w:hint="default"/>
+        <w:sz w:val="20"/>
+      </w:rPr>
+    </w:lvl>
+    <w:lvl w:ilvl="4" w:tentative="1">
+      <w:start w:val="1"/>
+      <w:numFmt w:val="bullet"/>
+      <w:lvlText w:val=""/>
+      <w:lvlJc w:val="left"/>
+      <w:pPr>
+        <w:tabs>
+          <w:tab w:val="num" w:pos="3600"/>
+        </w:tabs>
+        <w:ind w:left="3600" w:hanging="360"/>
+      </w:pPr>
+      <w:rPr>
+        <w:rFonts w:ascii="Wingdings" w:hAnsi="Wingdings" w:hint="default"/>
+        <w:sz w:val="20"/>
+      </w:rPr>
+    </w:lvl>
+    <w:lvl w:ilvl="5" w:tentative="1">
+      <w:start w:val="1"/>
+      <w:numFmt w:val="bullet"/>
+      <w:lvlText w:val=""/>
+      <w:lvlJc w:val="left"/>
+      <w:pPr>
+        <w:tabs>
+          <w:tab w:val="num" w:pos="4320"/>
+        </w:tabs>
+        <w:ind w:left="4320" w:hanging="360"/>
+      </w:pPr>
+      <w:rPr>
+        <w:rFonts w:ascii="Wingdings" w:hAnsi="Wingdings" w:hint="default"/>
+        <w:sz w:val="20"/>
+      </w:rPr>
+    </w:lvl>
+    <w:lvl w:ilvl="6" w:tentative="1">
+      <w:start w:val="1"/>
+      <w:numFmt w:val="bullet"/>
+      <w:lvlText w:val=""/>
+      <w:lvlJc w:val="left"/>
+      <w:pPr>
+        <w:tabs>
+          <w:tab w:val="num" w:pos="5040"/>
+        </w:tabs>
+        <w:ind w:left="5040" w:hanging="360"/>
+      </w:pPr>
+      <w:rPr>
+        <w:rFonts w:ascii="Wingdings" w:hAnsi="Wingdings" w:hint="default"/>
+        <w:sz w:val="20"/>
+      </w:rPr>
+    </w:lvl>
+    <w:lvl w:ilvl="7" w:tentative="1">
+      <w:start w:val="1"/>
+      <w:numFmt w:val="bullet"/>
+      <w:lvlText w:val=""/>
+      <w:lvlJc w:val="left"/>
+      <w:pPr>
+        <w:tabs>
+          <w:tab w:val="num" w:pos="5760"/>
+        </w:tabs>
+        <w:ind w:left="5760" w:hanging="360"/>
+      </w:pPr>
+      <w:rPr>
+        <w:rFonts w:ascii="Wingdings" w:hAnsi="Wingdings" w:hint="default"/>
+        <w:sz w:val="20"/>
+      </w:rPr>
+    </w:lvl>
+    <w:lvl w:ilvl="8" w:tentative="1">
+      <w:start w:val="1"/>
+      <w:numFmt w:val="bullet"/>
+      <w:lvlText w:val=""/>
+      <w:lvlJc w:val="left"/>
+      <w:pPr>
+        <w:tabs>
+          <w:tab w:val="num" w:pos="6480"/>
+        </w:tabs>
+        <w:ind w:left="6480" w:hanging="360"/>
+      </w:pPr>
+      <w:rPr>
+        <w:rFonts w:ascii="Wingdings" w:hAnsi="Wingdings" w:hint="default"/>
+        <w:sz w:val="20"/>
+      </w:rPr>
+    </w:lvl>
+  </w:abstractNum>
+  <w:num w:numId="1" w16cid:durableId="2063404767">
+    <w:abstractNumId w:val="0"/>
+  </w:num>
+</w:numbering>
 </file>
 
 <file path=word/styles.xml><?xml version="1.0" encoding="utf-8"?>
@@ -1359,6 +1525,25 @@
 </file>
 
 <file path=customXml/item1.xml><?xml version="1.0" encoding="utf-8"?>
+<?mso-contentType ?>
+<FormTemplates xmlns="http://schemas.microsoft.com/sharepoint/v3/contenttype/forms">
+  <Display>DocumentLibraryForm</Display>
+  <Edit>DocumentLibraryForm</Edit>
+  <New>DocumentLibraryForm</New>
+</FormTemplates>
+</file>
+
+<file path=customXml/item2.xml><?xml version="1.0" encoding="utf-8"?>
+<p:properties xmlns:p="http://schemas.microsoft.com/office/2006/metadata/properties" xmlns:xsi="http://www.w3.org/2001/XMLSchema-instance" xmlns:pc="http://schemas.microsoft.com/office/infopath/2007/PartnerControls">
+  <documentManagement/>
+</p:properties>
+</file>
+
+<file path=customXml/item3.xml><?xml version="1.0" encoding="utf-8"?>
+<b:Sources xmlns:b="http://schemas.openxmlformats.org/officeDocument/2006/bibliography" xmlns="http://schemas.openxmlformats.org/officeDocument/2006/bibliography" SelectedStyle="\APASixthEditionOfficeOnline.xsl" StyleName="APA" Version="6"/>
+</file>
+
+<file path=customXml/item4.xml><?xml version="1.0" encoding="utf-8"?>
 <ct:contentTypeSchema xmlns:ct="http://schemas.microsoft.com/office/2006/metadata/contentType" xmlns:ma="http://schemas.microsoft.com/office/2006/metadata/properties/metaAttributes" ct:_="" ma:_="" ma:contentTypeName="Documento" ma:contentTypeID="0x010100A5C0487A85234041ABCC04D606B0D680" ma:contentTypeVersion="13" ma:contentTypeDescription="Crear nuevo documento." ma:contentTypeScope="" ma:versionID="6cfa88a6c60d194070a270eb62a21b24">
   <xsd:schema xmlns:xsd="http://www.w3.org/2001/XMLSchema" xmlns:xs="http://www.w3.org/2001/XMLSchema" xmlns:p="http://schemas.microsoft.com/office/2006/metadata/properties" xmlns:ns3="412e5359-321c-4749-b6c6-497cf934ab24" targetNamespace="http://schemas.microsoft.com/office/2006/metadata/properties" ma:root="true" ma:fieldsID="395a25b24f05dd036ecc9c98436a574a" ns3:_="">
     <xsd:import namespace="412e5359-321c-4749-b6c6-497cf934ab24"/>
@@ -1560,26 +1745,32 @@
 </ct:contentTypeSchema>
 </file>
 
-<file path=customXml/item2.xml><?xml version="1.0" encoding="utf-8"?>
-<b:Sources xmlns:b="http://schemas.openxmlformats.org/officeDocument/2006/bibliography" xmlns="http://schemas.openxmlformats.org/officeDocument/2006/bibliography" SelectedStyle="\APASixthEditionOfficeOnline.xsl" StyleName="APA" Version="6"/>
+<file path=customXml/itemProps1.xml><?xml version="1.0" encoding="utf-8"?>
+<ds:datastoreItem xmlns:ds="http://schemas.openxmlformats.org/officeDocument/2006/customXml" ds:itemID="{85BFE6E4-4CB5-4366-AD67-3CEFCBC6D1DB}">
+  <ds:schemaRefs>
+    <ds:schemaRef ds:uri="http://schemas.microsoft.com/sharepoint/v3/contenttype/forms"/>
+  </ds:schemaRefs>
+</ds:datastoreItem>
 </file>
 
-<file path=customXml/item3.xml><?xml version="1.0" encoding="utf-8"?>
-<p:properties xmlns:p="http://schemas.microsoft.com/office/2006/metadata/properties" xmlns:xsi="http://www.w3.org/2001/XMLSchema-instance" xmlns:pc="http://schemas.microsoft.com/office/infopath/2007/PartnerControls">
-  <documentManagement/>
-</p:properties>
+<file path=customXml/itemProps2.xml><?xml version="1.0" encoding="utf-8"?>
+<ds:datastoreItem xmlns:ds="http://schemas.openxmlformats.org/officeDocument/2006/customXml" ds:itemID="{A6B2191B-6C12-404F-B60B-5F9BE9C84421}">
+  <ds:schemaRefs>
+    <ds:schemaRef ds:uri="http://schemas.microsoft.com/office/2006/metadata/properties"/>
+    <ds:schemaRef ds:uri="http://schemas.microsoft.com/office/infopath/2007/PartnerControls"/>
+  </ds:schemaRefs>
+</ds:datastoreItem>
 </file>
 
-<file path=customXml/item4.xml><?xml version="1.0" encoding="utf-8"?>
-<?mso-contentType ?>
-<FormTemplates xmlns="http://schemas.microsoft.com/sharepoint/v3/contenttype/forms">
-  <Display>DocumentLibraryForm</Display>
-  <Edit>DocumentLibraryForm</Edit>
-  <New>DocumentLibraryForm</New>
-</FormTemplates>
+<file path=customXml/itemProps3.xml><?xml version="1.0" encoding="utf-8"?>
+<ds:datastoreItem xmlns:ds="http://schemas.openxmlformats.org/officeDocument/2006/customXml" ds:itemID="{08F8AE20-8A1E-411A-B97B-F8C6621176DC}">
+  <ds:schemaRefs>
+    <ds:schemaRef ds:uri="http://schemas.openxmlformats.org/officeDocument/2006/bibliography"/>
+  </ds:schemaRefs>
+</ds:datastoreItem>
 </file>
 
-<file path=customXml/itemProps1.xml><?xml version="1.0" encoding="utf-8"?>
+<file path=customXml/itemProps4.xml><?xml version="1.0" encoding="utf-8"?>
 <ds:datastoreItem xmlns:ds="http://schemas.openxmlformats.org/officeDocument/2006/customXml" ds:itemID="{E38F9A63-9EE7-49F9-A03D-95296C6DD05A}">
   <ds:schemaRefs>
     <ds:schemaRef ds:uri="http://schemas.microsoft.com/office/2006/metadata/contentType"/>
@@ -1595,29 +1786,4 @@
     <ds:schemaRef ds:uri="http://schemas.microsoft.com/internal/obd"/>
   </ds:schemaRefs>
 </ds:datastoreItem>
-</file>
-
-<file path=customXml/itemProps2.xml><?xml version="1.0" encoding="utf-8"?>
-<ds:datastoreItem xmlns:ds="http://schemas.openxmlformats.org/officeDocument/2006/customXml" ds:itemID="{08F8AE20-8A1E-411A-B97B-F8C6621176DC}">
-  <ds:schemaRefs>
-    <ds:schemaRef ds:uri="http://schemas.openxmlformats.org/officeDocument/2006/bibliography"/>
-  </ds:schemaRefs>
-</ds:datastoreItem>
-</file>
-
-<file path=customXml/itemProps3.xml><?xml version="1.0" encoding="utf-8"?>
-<ds:datastoreItem xmlns:ds="http://schemas.openxmlformats.org/officeDocument/2006/customXml" ds:itemID="{A6B2191B-6C12-404F-B60B-5F9BE9C84421}">
-  <ds:schemaRefs>
-    <ds:schemaRef ds:uri="http://schemas.microsoft.com/office/2006/metadata/properties"/>
-    <ds:schemaRef ds:uri="http://schemas.microsoft.com/office/infopath/2007/PartnerControls"/>
-  </ds:schemaRefs>
-</ds:datastoreItem>
-</file>
-
-<file path=customXml/itemProps4.xml><?xml version="1.0" encoding="utf-8"?>
-<ds:datastoreItem xmlns:ds="http://schemas.openxmlformats.org/officeDocument/2006/customXml" ds:itemID="{85BFE6E4-4CB5-4366-AD67-3CEFCBC6D1DB}">
-  <ds:schemaRefs>
-    <ds:schemaRef ds:uri="http://schemas.microsoft.com/sharepoint/v3/contenttype/forms"/>
-  </ds:schemaRefs>
-</ds:datastoreItem>
 </file>
--- a/PROCESAMIENTO DE INFORMACIÓN EN APLICACIONES TELEMÁTICAS/AAA CARATULEX grupal.docx
+++ b/PROCESAMIENTO DE INFORMACIÓN EN APLICACIONES TELEMÁTICAS/AAA CARATULEX grupal.docx
@@ -47,7 +47,7 @@
                     </pic:cNvPicPr>
                   </pic:nvPicPr>
                   <pic:blipFill rotWithShape="1">
-                    <a:blip r:embed="rId9" cstate="print">
+                    <a:blip r:embed="rId11" cstate="print">
                       <a:extLst>
                         <a:ext uri="{28A0092B-C50C-407E-A947-70E740481C1C}">
                           <a14:useLocalDpi xmlns:a14="http://schemas.microsoft.com/office/drawing/2010/main" val="0"/>
@@ -121,7 +121,7 @@
                     </pic:cNvPicPr>
                   </pic:nvPicPr>
                   <pic:blipFill rotWithShape="1">
-                    <a:blip r:embed="rId10">
+                    <a:blip r:embed="rId12">
                       <a:extLst>
                         <a:ext uri="{28A0092B-C50C-407E-A947-70E740481C1C}">
                           <a14:useLocalDpi xmlns:a14="http://schemas.microsoft.com/office/drawing/2010/main" val="0"/>
@@ -515,13 +515,2905 @@
     </w:p>
     <w:p>
       <w:r>
-        <w:t xml:space="preserve">QUEVEDO, ECUADOR                                                                     </w:t>
-      </w:r>
-      <w:r>
-        <w:t>30</w:t>
-      </w:r>
-      <w:r>
-        <w:t xml:space="preserve"> DE MAY. DE 25</w:t>
+        <w:t>QUEVEDO, ECUADOR                                                                     14 DE SEP. DE 25</w:t>
+      </w:r>
+    </w:p>
+    <w:sdt>
+      <w:sdtPr>
+        <w:rPr>
+          <w:lang w:val="es-ES"/>
+        </w:rPr>
+        <w:id w:val="-1626072909"/>
+        <w:docPartObj>
+          <w:docPartGallery w:val="Table of Contents"/>
+          <w:docPartUnique/>
+        </w:docPartObj>
+      </w:sdtPr>
+      <w:sdtEndPr>
+        <w:rPr>
+          <w:rFonts w:ascii="Times New Roman" w:eastAsiaTheme="minorHAnsi" w:hAnsi="Times New Roman" w:cstheme="minorBidi"/>
+          <w:b/>
+          <w:bCs/>
+          <w:color w:val="000000" w:themeColor="text1"/>
+          <w:kern w:val="2"/>
+          <w:sz w:val="24"/>
+          <w:szCs w:val="22"/>
+          <w:lang w:eastAsia="en-US"/>
+          <w14:ligatures w14:val="standardContextual"/>
+        </w:rPr>
+      </w:sdtEndPr>
+      <w:sdtContent>
+        <w:p>
+          <w:pPr>
+            <w:pStyle w:val="TtuloTDC"/>
+          </w:pPr>
+          <w:r>
+            <w:rPr>
+              <w:lang w:val="es-ES"/>
+            </w:rPr>
+            <w:t>Contenido</w:t>
+          </w:r>
+        </w:p>
+        <w:p>
+          <w:pPr>
+            <w:pStyle w:val="TDC1"/>
+            <w:tabs>
+              <w:tab w:val="right" w:leader="dot" w:pos="8494"/>
+            </w:tabs>
+            <w:rPr>
+              <w:rFonts w:asciiTheme="minorHAnsi" w:eastAsiaTheme="minorEastAsia" w:hAnsiTheme="minorHAnsi"/>
+              <w:noProof/>
+              <w:color w:val="auto"/>
+              <w:szCs w:val="24"/>
+              <w:lang w:eastAsia="es-EC"/>
+            </w:rPr>
+          </w:pPr>
+          <w:r>
+            <w:fldChar w:fldCharType="begin"/>
+          </w:r>
+          <w:r>
+            <w:instrText xml:space="preserve"> TOC \o "1-3" \h \z \u </w:instrText>
+          </w:r>
+          <w:r>
+            <w:fldChar w:fldCharType="separate"/>
+          </w:r>
+          <w:hyperlink w:anchor="_Toc208756565" w:history="1">
+            <w:r>
+              <w:rPr>
+                <w:rStyle w:val="Hipervnculo"/>
+                <w:noProof/>
+              </w:rPr>
+              <w:t>1. El Desafío Inicial</w:t>
+            </w:r>
+            <w:r>
+              <w:rPr>
+                <w:noProof/>
+                <w:webHidden/>
+              </w:rPr>
+              <w:tab/>
+            </w:r>
+            <w:r>
+              <w:rPr>
+                <w:noProof/>
+                <w:webHidden/>
+              </w:rPr>
+              <w:fldChar w:fldCharType="begin"/>
+            </w:r>
+            <w:r>
+              <w:rPr>
+                <w:noProof/>
+                <w:webHidden/>
+              </w:rPr>
+              <w:instrText xml:space="preserve"> PAGEREF _Toc208756565 \h </w:instrText>
+            </w:r>
+            <w:r>
+              <w:rPr>
+                <w:noProof/>
+                <w:webHidden/>
+              </w:rPr>
+            </w:r>
+            <w:r>
+              <w:rPr>
+                <w:noProof/>
+                <w:webHidden/>
+              </w:rPr>
+              <w:fldChar w:fldCharType="separate"/>
+            </w:r>
+            <w:r>
+              <w:rPr>
+                <w:noProof/>
+                <w:webHidden/>
+              </w:rPr>
+              <w:t>3</w:t>
+            </w:r>
+            <w:r>
+              <w:rPr>
+                <w:noProof/>
+                <w:webHidden/>
+              </w:rPr>
+              <w:fldChar w:fldCharType="end"/>
+            </w:r>
+          </w:hyperlink>
+        </w:p>
+        <w:p>
+          <w:pPr>
+            <w:pStyle w:val="TDC1"/>
+            <w:tabs>
+              <w:tab w:val="right" w:leader="dot" w:pos="8494"/>
+            </w:tabs>
+            <w:rPr>
+              <w:rFonts w:asciiTheme="minorHAnsi" w:eastAsiaTheme="minorEastAsia" w:hAnsiTheme="minorHAnsi"/>
+              <w:noProof/>
+              <w:color w:val="auto"/>
+              <w:szCs w:val="24"/>
+              <w:lang w:eastAsia="es-EC"/>
+            </w:rPr>
+          </w:pPr>
+          <w:hyperlink w:anchor="_Toc208756566" w:history="1">
+            <w:r>
+              <w:rPr>
+                <w:rStyle w:val="Hipervnculo"/>
+                <w:noProof/>
+              </w:rPr>
+              <w:t>2. Explorando el Territorio: Los Datos</w:t>
+            </w:r>
+            <w:r>
+              <w:rPr>
+                <w:noProof/>
+                <w:webHidden/>
+              </w:rPr>
+              <w:tab/>
+            </w:r>
+            <w:r>
+              <w:rPr>
+                <w:noProof/>
+                <w:webHidden/>
+              </w:rPr>
+              <w:fldChar w:fldCharType="begin"/>
+            </w:r>
+            <w:r>
+              <w:rPr>
+                <w:noProof/>
+                <w:webHidden/>
+              </w:rPr>
+              <w:instrText xml:space="preserve"> PAGEREF _Toc208756566 \h </w:instrText>
+            </w:r>
+            <w:r>
+              <w:rPr>
+                <w:noProof/>
+                <w:webHidden/>
+              </w:rPr>
+            </w:r>
+            <w:r>
+              <w:rPr>
+                <w:noProof/>
+                <w:webHidden/>
+              </w:rPr>
+              <w:fldChar w:fldCharType="separate"/>
+            </w:r>
+            <w:r>
+              <w:rPr>
+                <w:noProof/>
+                <w:webHidden/>
+              </w:rPr>
+              <w:t>3</w:t>
+            </w:r>
+            <w:r>
+              <w:rPr>
+                <w:noProof/>
+                <w:webHidden/>
+              </w:rPr>
+              <w:fldChar w:fldCharType="end"/>
+            </w:r>
+          </w:hyperlink>
+        </w:p>
+        <w:p>
+          <w:pPr>
+            <w:pStyle w:val="TDC1"/>
+            <w:tabs>
+              <w:tab w:val="right" w:leader="dot" w:pos="8494"/>
+            </w:tabs>
+            <w:rPr>
+              <w:rFonts w:asciiTheme="minorHAnsi" w:eastAsiaTheme="minorEastAsia" w:hAnsiTheme="minorHAnsi"/>
+              <w:noProof/>
+              <w:color w:val="auto"/>
+              <w:szCs w:val="24"/>
+              <w:lang w:eastAsia="es-EC"/>
+            </w:rPr>
+          </w:pPr>
+          <w:hyperlink w:anchor="_Toc208756567" w:history="1">
+            <w:r>
+              <w:rPr>
+                <w:rStyle w:val="Hipervnculo"/>
+                <w:noProof/>
+              </w:rPr>
+              <w:t>3. Encontrando la Conexión: El Mapa de Correlación</w:t>
+            </w:r>
+            <w:r>
+              <w:rPr>
+                <w:noProof/>
+                <w:webHidden/>
+              </w:rPr>
+              <w:tab/>
+            </w:r>
+            <w:r>
+              <w:rPr>
+                <w:noProof/>
+                <w:webHidden/>
+              </w:rPr>
+              <w:fldChar w:fldCharType="begin"/>
+            </w:r>
+            <w:r>
+              <w:rPr>
+                <w:noProof/>
+                <w:webHidden/>
+              </w:rPr>
+              <w:instrText xml:space="preserve"> PAGEREF _Toc208756567 \h </w:instrText>
+            </w:r>
+            <w:r>
+              <w:rPr>
+                <w:noProof/>
+                <w:webHidden/>
+              </w:rPr>
+            </w:r>
+            <w:r>
+              <w:rPr>
+                <w:noProof/>
+                <w:webHidden/>
+              </w:rPr>
+              <w:fldChar w:fldCharType="separate"/>
+            </w:r>
+            <w:r>
+              <w:rPr>
+                <w:noProof/>
+                <w:webHidden/>
+              </w:rPr>
+              <w:t>5</w:t>
+            </w:r>
+            <w:r>
+              <w:rPr>
+                <w:noProof/>
+                <w:webHidden/>
+              </w:rPr>
+              <w:fldChar w:fldCharType="end"/>
+            </w:r>
+          </w:hyperlink>
+        </w:p>
+        <w:p>
+          <w:pPr>
+            <w:pStyle w:val="TDC1"/>
+            <w:tabs>
+              <w:tab w:val="right" w:leader="dot" w:pos="8494"/>
+            </w:tabs>
+            <w:rPr>
+              <w:rFonts w:asciiTheme="minorHAnsi" w:eastAsiaTheme="minorEastAsia" w:hAnsiTheme="minorHAnsi"/>
+              <w:noProof/>
+              <w:color w:val="auto"/>
+              <w:szCs w:val="24"/>
+              <w:lang w:eastAsia="es-EC"/>
+            </w:rPr>
+          </w:pPr>
+          <w:hyperlink w:anchor="_Toc208756568" w:history="1">
+            <w:r>
+              <w:rPr>
+                <w:rStyle w:val="Hipervnculo"/>
+                <w:noProof/>
+              </w:rPr>
+              <w:t>4. El Entrenamiento y la Prueba Final</w:t>
+            </w:r>
+            <w:r>
+              <w:rPr>
+                <w:noProof/>
+                <w:webHidden/>
+              </w:rPr>
+              <w:tab/>
+            </w:r>
+            <w:r>
+              <w:rPr>
+                <w:noProof/>
+                <w:webHidden/>
+              </w:rPr>
+              <w:fldChar w:fldCharType="begin"/>
+            </w:r>
+            <w:r>
+              <w:rPr>
+                <w:noProof/>
+                <w:webHidden/>
+              </w:rPr>
+              <w:instrText xml:space="preserve"> PAGEREF _Toc208756568 \h </w:instrText>
+            </w:r>
+            <w:r>
+              <w:rPr>
+                <w:noProof/>
+                <w:webHidden/>
+              </w:rPr>
+            </w:r>
+            <w:r>
+              <w:rPr>
+                <w:noProof/>
+                <w:webHidden/>
+              </w:rPr>
+              <w:fldChar w:fldCharType="separate"/>
+            </w:r>
+            <w:r>
+              <w:rPr>
+                <w:noProof/>
+                <w:webHidden/>
+              </w:rPr>
+              <w:t>5</w:t>
+            </w:r>
+            <w:r>
+              <w:rPr>
+                <w:noProof/>
+                <w:webHidden/>
+              </w:rPr>
+              <w:fldChar w:fldCharType="end"/>
+            </w:r>
+          </w:hyperlink>
+        </w:p>
+        <w:p>
+          <w:pPr>
+            <w:pStyle w:val="TDC1"/>
+            <w:tabs>
+              <w:tab w:val="right" w:leader="dot" w:pos="8494"/>
+            </w:tabs>
+            <w:rPr>
+              <w:rFonts w:asciiTheme="minorHAnsi" w:eastAsiaTheme="minorEastAsia" w:hAnsiTheme="minorHAnsi"/>
+              <w:noProof/>
+              <w:color w:val="auto"/>
+              <w:szCs w:val="24"/>
+              <w:lang w:eastAsia="es-EC"/>
+            </w:rPr>
+          </w:pPr>
+          <w:hyperlink w:anchor="_Toc208756569" w:history="1">
+            <w:r>
+              <w:rPr>
+                <w:rStyle w:val="Hipervnculo"/>
+                <w:noProof/>
+              </w:rPr>
+              <w:t>5. La Evidencia Visual: Resultados del Modelo</w:t>
+            </w:r>
+            <w:r>
+              <w:rPr>
+                <w:noProof/>
+                <w:webHidden/>
+              </w:rPr>
+              <w:tab/>
+            </w:r>
+            <w:r>
+              <w:rPr>
+                <w:noProof/>
+                <w:webHidden/>
+              </w:rPr>
+              <w:fldChar w:fldCharType="begin"/>
+            </w:r>
+            <w:r>
+              <w:rPr>
+                <w:noProof/>
+                <w:webHidden/>
+              </w:rPr>
+              <w:instrText xml:space="preserve"> PAGEREF _Toc208756569 \h </w:instrText>
+            </w:r>
+            <w:r>
+              <w:rPr>
+                <w:noProof/>
+                <w:webHidden/>
+              </w:rPr>
+            </w:r>
+            <w:r>
+              <w:rPr>
+                <w:noProof/>
+                <w:webHidden/>
+              </w:rPr>
+              <w:fldChar w:fldCharType="separate"/>
+            </w:r>
+            <w:r>
+              <w:rPr>
+                <w:noProof/>
+                <w:webHidden/>
+              </w:rPr>
+              <w:t>6</w:t>
+            </w:r>
+            <w:r>
+              <w:rPr>
+                <w:noProof/>
+                <w:webHidden/>
+              </w:rPr>
+              <w:fldChar w:fldCharType="end"/>
+            </w:r>
+          </w:hyperlink>
+        </w:p>
+        <w:p>
+          <w:pPr>
+            <w:pStyle w:val="TDC1"/>
+            <w:tabs>
+              <w:tab w:val="right" w:leader="dot" w:pos="8494"/>
+            </w:tabs>
+            <w:rPr>
+              <w:rFonts w:asciiTheme="minorHAnsi" w:eastAsiaTheme="minorEastAsia" w:hAnsiTheme="minorHAnsi"/>
+              <w:noProof/>
+              <w:color w:val="auto"/>
+              <w:szCs w:val="24"/>
+              <w:lang w:eastAsia="es-EC"/>
+            </w:rPr>
+          </w:pPr>
+          <w:hyperlink w:anchor="_Toc208756570" w:history="1">
+            <w:r>
+              <w:rPr>
+                <w:rStyle w:val="Hipervnculo"/>
+                <w:noProof/>
+              </w:rPr>
+              <w:t>6. Conclusión del Viaje</w:t>
+            </w:r>
+            <w:r>
+              <w:rPr>
+                <w:noProof/>
+                <w:webHidden/>
+              </w:rPr>
+              <w:tab/>
+            </w:r>
+            <w:r>
+              <w:rPr>
+                <w:noProof/>
+                <w:webHidden/>
+              </w:rPr>
+              <w:fldChar w:fldCharType="begin"/>
+            </w:r>
+            <w:r>
+              <w:rPr>
+                <w:noProof/>
+                <w:webHidden/>
+              </w:rPr>
+              <w:instrText xml:space="preserve"> PAGEREF _Toc208756570 \h </w:instrText>
+            </w:r>
+            <w:r>
+              <w:rPr>
+                <w:noProof/>
+                <w:webHidden/>
+              </w:rPr>
+            </w:r>
+            <w:r>
+              <w:rPr>
+                <w:noProof/>
+                <w:webHidden/>
+              </w:rPr>
+              <w:fldChar w:fldCharType="separate"/>
+            </w:r>
+            <w:r>
+              <w:rPr>
+                <w:noProof/>
+                <w:webHidden/>
+              </w:rPr>
+              <w:t>7</w:t>
+            </w:r>
+            <w:r>
+              <w:rPr>
+                <w:noProof/>
+                <w:webHidden/>
+              </w:rPr>
+              <w:fldChar w:fldCharType="end"/>
+            </w:r>
+          </w:hyperlink>
+        </w:p>
+        <w:p>
+          <w:r>
+            <w:rPr>
+              <w:b/>
+              <w:bCs/>
+              <w:lang w:val="es-ES"/>
+            </w:rPr>
+            <w:fldChar w:fldCharType="end"/>
+          </w:r>
+        </w:p>
+      </w:sdtContent>
+    </w:sdt>
+    <w:p>
+      <w:pPr>
+        <w:spacing w:line="259" w:lineRule="auto"/>
+        <w:jc w:val="left"/>
+      </w:pPr>
+      <w:r>
+        <w:br w:type="page"/>
+      </w:r>
+    </w:p>
+    <w:p>
+      <w:pPr>
+        <w:spacing w:line="259" w:lineRule="auto"/>
+        <w:jc w:val="left"/>
+      </w:pPr>
+    </w:p>
+    <w:p>
+      <w:pPr>
+        <w:pStyle w:val="Ttulo1"/>
+      </w:pPr>
+      <w:bookmarkStart w:id="0" w:name="_Toc208756565"/>
+      <w:r>
+        <w:t>1. El Desafío Inicial</w:t>
+      </w:r>
+      <w:bookmarkEnd w:id="0"/>
+    </w:p>
+    <w:p>
+      <w:r>
+        <w:t xml:space="preserve">Todo proyecto nace de una pregunta. La nuestra fue: ¿es posible predecir el salario de una persona basándonos únicamente en sus años de experiencia? Para responderla, nos embarcamos en la tarea de construir un modelo de machine </w:t>
+      </w:r>
+      <w:proofErr w:type="spellStart"/>
+      <w:r>
+        <w:t>learning</w:t>
+      </w:r>
+      <w:proofErr w:type="spellEnd"/>
+      <w:r>
+        <w:t xml:space="preserve"> que pudiera encontrar y cuantificar esta relación.</w:t>
+      </w:r>
+    </w:p>
+    <w:p>
+      <w:r>
+        <w:t xml:space="preserve">Para esta misión, preparamos nuestro entorno de trabajo en Python. Equipamos nuestro script con las herramientas esenciales: Pandas para manejar los datos, </w:t>
+      </w:r>
+      <w:proofErr w:type="spellStart"/>
+      <w:r>
+        <w:t>Matplotlib</w:t>
+      </w:r>
+      <w:proofErr w:type="spellEnd"/>
+      <w:r>
+        <w:t xml:space="preserve"> y </w:t>
+      </w:r>
+      <w:proofErr w:type="spellStart"/>
+      <w:r>
+        <w:t>Seaborn</w:t>
+      </w:r>
+      <w:proofErr w:type="spellEnd"/>
+      <w:r>
+        <w:t xml:space="preserve"> para visualizarlos, y la poderosa biblioteca </w:t>
+      </w:r>
+      <w:proofErr w:type="spellStart"/>
+      <w:r>
+        <w:t>Scikit-Learn</w:t>
+      </w:r>
+      <w:proofErr w:type="spellEnd"/>
+      <w:r>
+        <w:t xml:space="preserve"> para construir nuestro modelo predictivo.</w:t>
+      </w:r>
+    </w:p>
+    <w:p>
+      <w:pPr>
+        <w:pStyle w:val="Ttulo1"/>
+      </w:pPr>
+      <w:bookmarkStart w:id="1" w:name="_Toc208756566"/>
+      <w:r>
+        <w:t>2. Explorando el Territorio: Los Datos</w:t>
+      </w:r>
+      <w:bookmarkEnd w:id="1"/>
+    </w:p>
+    <w:p>
+      <w:r>
+        <w:t>Nuestro punto de partida fue un conjunto de datos con 1,500 registros. Cada registro contenía dos piezas clave de información: los años de experiencia de un profesional y su salario anual. El primer paso fue realizar un análisis exploratorio para entender la naturaleza de nuestra información.</w:t>
+      </w:r>
+    </w:p>
+    <w:p>
+      <w:r>
+        <w:t>Al observar las primeras filas y las estadísticas descriptivas, confirmamos que los datos eran limpios y coherentes. Esto nos dio una base sólida para empezar a buscar patrones. El análisis inicial nos mostró un rango de experiencia y salarios que parecía lógico y representativo del mundo real.</w:t>
+      </w:r>
+    </w:p>
+    <w:p>
+      <w:pPr>
+        <w:pStyle w:val="Descripcin"/>
+        <w:keepNext/>
+      </w:pPr>
+      <w:r>
+        <w:lastRenderedPageBreak/>
+        <w:t xml:space="preserve">Ilustración </w:t>
+      </w:r>
+      <w:r>
+        <w:fldChar w:fldCharType="begin"/>
+      </w:r>
+      <w:r>
+        <w:instrText xml:space="preserve"> SEQ Ilustración \* ARABIC </w:instrText>
+      </w:r>
+      <w:r>
+        <w:fldChar w:fldCharType="separate"/>
+      </w:r>
+      <w:r>
+        <w:rPr>
+          <w:noProof/>
+        </w:rPr>
+        <w:t>1</w:t>
+      </w:r>
+      <w:r>
+        <w:fldChar w:fldCharType="end"/>
+      </w:r>
+      <w:r>
+        <w:t xml:space="preserve">. </w:t>
+      </w:r>
+      <w:proofErr w:type="spellStart"/>
+      <w:r>
+        <w:t>Analisis</w:t>
+      </w:r>
+      <w:proofErr w:type="spellEnd"/>
+      <w:r>
+        <w:t xml:space="preserve"> exploratorio de datos.</w:t>
+      </w:r>
+    </w:p>
+    <w:p>
+      <w:pPr>
+        <w:spacing w:after="0" w:line="240" w:lineRule="auto"/>
+      </w:pPr>
+      <w:r>
+        <w:rPr>
+          <w:noProof/>
+        </w:rPr>
+        <mc:AlternateContent>
+          <mc:Choice Requires="wps">
+            <w:drawing>
+              <wp:inline distT="0" distB="0" distL="0" distR="0" wp14:anchorId="1956B02A" wp14:editId="5BFD0280">
+                <wp:extent cx="5524500" cy="6308272"/>
+                <wp:effectExtent l="0" t="0" r="19050" b="16510"/>
+                <wp:docPr id="2016447512" name="Cuadro de texto 4"/>
+                <wp:cNvGraphicFramePr/>
+                <a:graphic xmlns:a="http://schemas.openxmlformats.org/drawingml/2006/main">
+                  <a:graphicData uri="http://schemas.microsoft.com/office/word/2010/wordprocessingShape">
+                    <wps:wsp>
+                      <wps:cNvSpPr txBox="1"/>
+                      <wps:spPr>
+                        <a:xfrm>
+                          <a:off x="0" y="0"/>
+                          <a:ext cx="5524500" cy="6308272"/>
+                        </a:xfrm>
+                        <a:prstGeom prst="rect">
+                          <a:avLst/>
+                        </a:prstGeom>
+                        <a:solidFill>
+                          <a:schemeClr val="lt1"/>
+                        </a:solidFill>
+                        <a:ln w="6350">
+                          <a:solidFill>
+                            <a:prstClr val="black"/>
+                          </a:solidFill>
+                        </a:ln>
+                      </wps:spPr>
+                      <wps:txbx>
+                        <w:txbxContent>
+                          <w:p>
+                            <w:pPr>
+                              <w:spacing w:after="0" w:line="240" w:lineRule="auto"/>
+                              <w:rPr>
+                                <w:sz w:val="20"/>
+                                <w:szCs w:val="18"/>
+                              </w:rPr>
+                            </w:pPr>
+                            <w:r>
+                              <w:rPr>
+                                <w:sz w:val="20"/>
+                                <w:szCs w:val="18"/>
+                              </w:rPr>
+                              <w:t>--- Análisis Exploratorio de Datos ---</w:t>
+                            </w:r>
+                          </w:p>
+                          <w:p>
+                            <w:pPr>
+                              <w:spacing w:after="0" w:line="240" w:lineRule="auto"/>
+                              <w:rPr>
+                                <w:sz w:val="20"/>
+                                <w:szCs w:val="18"/>
+                              </w:rPr>
+                            </w:pPr>
+                            <w:r>
+                              <w:rPr>
+                                <w:sz w:val="20"/>
+                                <w:szCs w:val="18"/>
+                              </w:rPr>
+                              <w:t>Primeras 5 filas de los datos:</w:t>
+                            </w:r>
+                          </w:p>
+                          <w:p>
+                            <w:pPr>
+                              <w:spacing w:after="0" w:line="240" w:lineRule="auto"/>
+                              <w:rPr>
+                                <w:sz w:val="20"/>
+                                <w:szCs w:val="18"/>
+                              </w:rPr>
+                            </w:pPr>
+                            <w:r>
+                              <w:rPr>
+                                <w:sz w:val="20"/>
+                                <w:szCs w:val="18"/>
+                              </w:rPr>
+                              <w:t xml:space="preserve">   </w:t>
+                            </w:r>
+                            <w:proofErr w:type="spellStart"/>
+                            <w:r>
+                              <w:rPr>
+                                <w:sz w:val="20"/>
+                                <w:szCs w:val="18"/>
+                              </w:rPr>
+                              <w:t>Años_</w:t>
+                            </w:r>
+                            <w:proofErr w:type="gramStart"/>
+                            <w:r>
+                              <w:rPr>
+                                <w:sz w:val="20"/>
+                                <w:szCs w:val="18"/>
+                              </w:rPr>
+                              <w:t>Experiencia</w:t>
+                            </w:r>
+                            <w:proofErr w:type="spellEnd"/>
+                            <w:r>
+                              <w:rPr>
+                                <w:sz w:val="20"/>
+                                <w:szCs w:val="18"/>
+                              </w:rPr>
+                              <w:t xml:space="preserve">  </w:t>
+                            </w:r>
+                            <w:proofErr w:type="spellStart"/>
+                            <w:r>
+                              <w:rPr>
+                                <w:sz w:val="20"/>
+                                <w:szCs w:val="18"/>
+                              </w:rPr>
+                              <w:t>Salario</w:t>
+                            </w:r>
+                            <w:proofErr w:type="gramEnd"/>
+                            <w:r>
+                              <w:rPr>
+                                <w:sz w:val="20"/>
+                                <w:szCs w:val="18"/>
+                              </w:rPr>
+                              <w:t>_Anual</w:t>
+                            </w:r>
+                            <w:proofErr w:type="spellEnd"/>
+                          </w:p>
+                          <w:p>
+                            <w:pPr>
+                              <w:spacing w:after="0" w:line="240" w:lineRule="auto"/>
+                              <w:rPr>
+                                <w:sz w:val="20"/>
+                                <w:szCs w:val="18"/>
+                              </w:rPr>
+                            </w:pPr>
+                            <w:r>
+                              <w:rPr>
+                                <w:sz w:val="20"/>
+                                <w:szCs w:val="18"/>
+                              </w:rPr>
+                              <w:t>0              14.7       62416.48</w:t>
+                            </w:r>
+                          </w:p>
+                          <w:p>
+                            <w:pPr>
+                              <w:spacing w:after="0" w:line="240" w:lineRule="auto"/>
+                              <w:rPr>
+                                <w:sz w:val="20"/>
+                                <w:szCs w:val="18"/>
+                              </w:rPr>
+                            </w:pPr>
+                            <w:r>
+                              <w:rPr>
+                                <w:sz w:val="20"/>
+                                <w:szCs w:val="18"/>
+                              </w:rPr>
+                              <w:t>1               8.5       66842.91</w:t>
+                            </w:r>
+                          </w:p>
+                          <w:p>
+                            <w:pPr>
+                              <w:spacing w:after="0" w:line="240" w:lineRule="auto"/>
+                              <w:rPr>
+                                <w:sz w:val="20"/>
+                                <w:szCs w:val="18"/>
+                              </w:rPr>
+                            </w:pPr>
+                            <w:r>
+                              <w:rPr>
+                                <w:sz w:val="20"/>
+                                <w:szCs w:val="18"/>
+                              </w:rPr>
+                              <w:t>2              20.3       96841.04</w:t>
+                            </w:r>
+                          </w:p>
+                          <w:p>
+                            <w:pPr>
+                              <w:spacing w:after="0" w:line="240" w:lineRule="auto"/>
+                              <w:rPr>
+                                <w:sz w:val="20"/>
+                                <w:szCs w:val="18"/>
+                              </w:rPr>
+                            </w:pPr>
+                            <w:r>
+                              <w:rPr>
+                                <w:sz w:val="20"/>
+                                <w:szCs w:val="18"/>
+                              </w:rPr>
+                              <w:t>3               8.8       40396.37</w:t>
+                            </w:r>
+                          </w:p>
+                          <w:p>
+                            <w:pPr>
+                              <w:spacing w:after="0" w:line="240" w:lineRule="auto"/>
+                              <w:rPr>
+                                <w:sz w:val="20"/>
+                                <w:szCs w:val="18"/>
+                              </w:rPr>
+                            </w:pPr>
+                            <w:r>
+                              <w:rPr>
+                                <w:sz w:val="20"/>
+                                <w:szCs w:val="18"/>
+                              </w:rPr>
+                              <w:t>4              17.1       77904.38</w:t>
+                            </w:r>
+                          </w:p>
+                          <w:p>
+                            <w:pPr>
+                              <w:spacing w:after="0" w:line="240" w:lineRule="auto"/>
+                              <w:rPr>
+                                <w:sz w:val="20"/>
+                                <w:szCs w:val="18"/>
+                              </w:rPr>
+                            </w:pPr>
+                          </w:p>
+                          <w:p>
+                            <w:pPr>
+                              <w:spacing w:after="0" w:line="240" w:lineRule="auto"/>
+                              <w:rPr>
+                                <w:sz w:val="20"/>
+                                <w:szCs w:val="18"/>
+                              </w:rPr>
+                            </w:pPr>
+                            <w:r>
+                              <w:rPr>
+                                <w:sz w:val="20"/>
+                                <w:szCs w:val="18"/>
+                              </w:rPr>
+                              <w:t xml:space="preserve">Resumen del </w:t>
+                            </w:r>
+                            <w:proofErr w:type="spellStart"/>
+                            <w:r>
+                              <w:rPr>
+                                <w:sz w:val="20"/>
+                                <w:szCs w:val="18"/>
+                              </w:rPr>
+                              <w:t>DataFrame</w:t>
+                            </w:r>
+                            <w:proofErr w:type="spellEnd"/>
+                            <w:r>
+                              <w:rPr>
+                                <w:sz w:val="20"/>
+                                <w:szCs w:val="18"/>
+                              </w:rPr>
+                              <w:t>:</w:t>
+                            </w:r>
+                          </w:p>
+                          <w:p>
+                            <w:pPr>
+                              <w:spacing w:after="0" w:line="240" w:lineRule="auto"/>
+                              <w:rPr>
+                                <w:sz w:val="20"/>
+                                <w:szCs w:val="18"/>
+                                <w:lang w:val="en-US"/>
+                              </w:rPr>
+                            </w:pPr>
+                            <w:r>
+                              <w:rPr>
+                                <w:sz w:val="20"/>
+                                <w:szCs w:val="18"/>
+                                <w:lang w:val="en-US"/>
+                              </w:rPr>
+                              <w:t>&lt;class '</w:t>
+                            </w:r>
+                            <w:proofErr w:type="spellStart"/>
+                            <w:proofErr w:type="gramStart"/>
+                            <w:r>
+                              <w:rPr>
+                                <w:sz w:val="20"/>
+                                <w:szCs w:val="18"/>
+                                <w:lang w:val="en-US"/>
+                              </w:rPr>
+                              <w:t>pandas.core</w:t>
+                            </w:r>
+                            <w:proofErr w:type="gramEnd"/>
+                            <w:r>
+                              <w:rPr>
+                                <w:sz w:val="20"/>
+                                <w:szCs w:val="18"/>
+                                <w:lang w:val="en-US"/>
+                              </w:rPr>
+                              <w:t>.</w:t>
+                            </w:r>
+                            <w:proofErr w:type="gramStart"/>
+                            <w:r>
+                              <w:rPr>
+                                <w:sz w:val="20"/>
+                                <w:szCs w:val="18"/>
+                                <w:lang w:val="en-US"/>
+                              </w:rPr>
+                              <w:t>frame.DataFrame</w:t>
+                            </w:r>
+                            <w:proofErr w:type="spellEnd"/>
+                            <w:proofErr w:type="gramEnd"/>
+                            <w:r>
+                              <w:rPr>
+                                <w:sz w:val="20"/>
+                                <w:szCs w:val="18"/>
+                                <w:lang w:val="en-US"/>
+                              </w:rPr>
+                              <w:t>'&gt;</w:t>
+                            </w:r>
+                          </w:p>
+                          <w:p>
+                            <w:pPr>
+                              <w:spacing w:after="0" w:line="240" w:lineRule="auto"/>
+                              <w:rPr>
+                                <w:sz w:val="20"/>
+                                <w:szCs w:val="18"/>
+                                <w:lang w:val="en-US"/>
+                              </w:rPr>
+                            </w:pPr>
+                            <w:proofErr w:type="spellStart"/>
+                            <w:r>
+                              <w:rPr>
+                                <w:sz w:val="20"/>
+                                <w:szCs w:val="18"/>
+                                <w:lang w:val="en-US"/>
+                              </w:rPr>
+                              <w:t>RangeIndex</w:t>
+                            </w:r>
+                            <w:proofErr w:type="spellEnd"/>
+                            <w:r>
+                              <w:rPr>
+                                <w:sz w:val="20"/>
+                                <w:szCs w:val="18"/>
+                                <w:lang w:val="en-US"/>
+                              </w:rPr>
+                              <w:t>: 1500 entries, 0 to 1499</w:t>
+                            </w:r>
+                          </w:p>
+                          <w:p>
+                            <w:pPr>
+                              <w:spacing w:after="0" w:line="240" w:lineRule="auto"/>
+                              <w:rPr>
+                                <w:sz w:val="20"/>
+                                <w:szCs w:val="18"/>
+                                <w:lang w:val="en-US"/>
+                              </w:rPr>
+                            </w:pPr>
+                            <w:r>
+                              <w:rPr>
+                                <w:sz w:val="20"/>
+                                <w:szCs w:val="18"/>
+                                <w:lang w:val="en-US"/>
+                              </w:rPr>
+                              <w:t>Data columns (total 2 columns):</w:t>
+                            </w:r>
+                          </w:p>
+                          <w:p>
+                            <w:pPr>
+                              <w:spacing w:after="0" w:line="240" w:lineRule="auto"/>
+                              <w:rPr>
+                                <w:sz w:val="20"/>
+                                <w:szCs w:val="18"/>
+                                <w:lang w:val="en-US"/>
+                              </w:rPr>
+                            </w:pPr>
+                            <w:r>
+                              <w:rPr>
+                                <w:sz w:val="20"/>
+                                <w:szCs w:val="18"/>
+                                <w:lang w:val="en-US"/>
+                              </w:rPr>
+                              <w:t xml:space="preserve"> #   Column            Non-Null </w:t>
+                            </w:r>
+                            <w:proofErr w:type="gramStart"/>
+                            <w:r>
+                              <w:rPr>
+                                <w:sz w:val="20"/>
+                                <w:szCs w:val="18"/>
+                                <w:lang w:val="en-US"/>
+                              </w:rPr>
+                              <w:t xml:space="preserve">Count  </w:t>
+                            </w:r>
+                            <w:proofErr w:type="spellStart"/>
+                            <w:r>
+                              <w:rPr>
+                                <w:sz w:val="20"/>
+                                <w:szCs w:val="18"/>
+                                <w:lang w:val="en-US"/>
+                              </w:rPr>
+                              <w:t>Dtype</w:t>
+                            </w:r>
+                            <w:proofErr w:type="spellEnd"/>
+                            <w:proofErr w:type="gramEnd"/>
+                          </w:p>
+                          <w:p>
+                            <w:pPr>
+                              <w:spacing w:after="0" w:line="240" w:lineRule="auto"/>
+                              <w:rPr>
+                                <w:sz w:val="20"/>
+                                <w:szCs w:val="18"/>
+                                <w:lang w:val="en-US"/>
+                              </w:rPr>
+                            </w:pPr>
+                            <w:r>
+                              <w:rPr>
+                                <w:sz w:val="20"/>
+                                <w:szCs w:val="18"/>
+                                <w:lang w:val="en-US"/>
+                              </w:rPr>
+                              <w:t>---  ------            --------------  -----</w:t>
+                            </w:r>
+                          </w:p>
+                          <w:p>
+                            <w:pPr>
+                              <w:spacing w:after="0" w:line="240" w:lineRule="auto"/>
+                              <w:rPr>
+                                <w:sz w:val="20"/>
+                                <w:szCs w:val="18"/>
+                                <w:lang w:val="en-US"/>
+                              </w:rPr>
+                            </w:pPr>
+                            <w:r>
+                              <w:rPr>
+                                <w:sz w:val="20"/>
+                                <w:szCs w:val="18"/>
+                                <w:lang w:val="en-US"/>
+                              </w:rPr>
+                              <w:t xml:space="preserve"> 0   </w:t>
+                            </w:r>
+                            <w:proofErr w:type="spellStart"/>
+                            <w:r>
+                              <w:rPr>
+                                <w:sz w:val="20"/>
+                                <w:szCs w:val="18"/>
+                                <w:lang w:val="en-US"/>
+                              </w:rPr>
+                              <w:t>Años_</w:t>
+                            </w:r>
+                            <w:proofErr w:type="gramStart"/>
+                            <w:r>
+                              <w:rPr>
+                                <w:sz w:val="20"/>
+                                <w:szCs w:val="18"/>
+                                <w:lang w:val="en-US"/>
+                              </w:rPr>
+                              <w:t>Experiencia</w:t>
+                            </w:r>
+                            <w:proofErr w:type="spellEnd"/>
+                            <w:r>
+                              <w:rPr>
+                                <w:sz w:val="20"/>
+                                <w:szCs w:val="18"/>
+                                <w:lang w:val="en-US"/>
+                              </w:rPr>
+                              <w:t xml:space="preserve">  1500</w:t>
+                            </w:r>
+                            <w:proofErr w:type="gramEnd"/>
+                            <w:r>
+                              <w:rPr>
+                                <w:sz w:val="20"/>
+                                <w:szCs w:val="18"/>
+                                <w:lang w:val="en-US"/>
+                              </w:rPr>
+                              <w:t xml:space="preserve"> non-null   float64</w:t>
+                            </w:r>
+                          </w:p>
+                          <w:p>
+                            <w:pPr>
+                              <w:spacing w:after="0" w:line="240" w:lineRule="auto"/>
+                              <w:rPr>
+                                <w:sz w:val="20"/>
+                                <w:szCs w:val="18"/>
+                                <w:lang w:val="en-US"/>
+                              </w:rPr>
+                            </w:pPr>
+                            <w:r>
+                              <w:rPr>
+                                <w:sz w:val="20"/>
+                                <w:szCs w:val="18"/>
+                                <w:lang w:val="en-US"/>
+                              </w:rPr>
+                              <w:t xml:space="preserve"> 1   </w:t>
+                            </w:r>
+                            <w:proofErr w:type="spellStart"/>
+                            <w:r>
+                              <w:rPr>
+                                <w:sz w:val="20"/>
+                                <w:szCs w:val="18"/>
+                                <w:lang w:val="en-US"/>
+                              </w:rPr>
+                              <w:t>Salario_Anual</w:t>
+                            </w:r>
+                            <w:proofErr w:type="spellEnd"/>
+                            <w:r>
+                              <w:rPr>
+                                <w:sz w:val="20"/>
+                                <w:szCs w:val="18"/>
+                                <w:lang w:val="en-US"/>
+                              </w:rPr>
+                              <w:t xml:space="preserve">     1500 non-null   float64</w:t>
+                            </w:r>
+                          </w:p>
+                          <w:p>
+                            <w:pPr>
+                              <w:spacing w:after="0" w:line="240" w:lineRule="auto"/>
+                              <w:rPr>
+                                <w:sz w:val="20"/>
+                                <w:szCs w:val="18"/>
+                                <w:lang w:val="en-US"/>
+                              </w:rPr>
+                            </w:pPr>
+                            <w:proofErr w:type="spellStart"/>
+                            <w:r>
+                              <w:rPr>
+                                <w:sz w:val="20"/>
+                                <w:szCs w:val="18"/>
+                                <w:lang w:val="en-US"/>
+                              </w:rPr>
+                              <w:t>dtypes</w:t>
+                            </w:r>
+                            <w:proofErr w:type="spellEnd"/>
+                            <w:r>
+                              <w:rPr>
+                                <w:sz w:val="20"/>
+                                <w:szCs w:val="18"/>
+                                <w:lang w:val="en-US"/>
+                              </w:rPr>
+                              <w:t>: float64(2)</w:t>
+                            </w:r>
+                          </w:p>
+                          <w:p>
+                            <w:pPr>
+                              <w:spacing w:after="0" w:line="240" w:lineRule="auto"/>
+                              <w:rPr>
+                                <w:sz w:val="20"/>
+                                <w:szCs w:val="18"/>
+                                <w:lang w:val="en-US"/>
+                              </w:rPr>
+                            </w:pPr>
+                            <w:r>
+                              <w:rPr>
+                                <w:sz w:val="20"/>
+                                <w:szCs w:val="18"/>
+                                <w:lang w:val="en-US"/>
+                              </w:rPr>
+                              <w:t>memory usage: 23.6 KB</w:t>
+                            </w:r>
+                          </w:p>
+                          <w:p>
+                            <w:pPr>
+                              <w:spacing w:after="0" w:line="240" w:lineRule="auto"/>
+                              <w:rPr>
+                                <w:sz w:val="20"/>
+                                <w:szCs w:val="18"/>
+                                <w:lang w:val="en-US"/>
+                              </w:rPr>
+                            </w:pPr>
+                          </w:p>
+                          <w:p>
+                            <w:pPr>
+                              <w:spacing w:after="0" w:line="240" w:lineRule="auto"/>
+                              <w:rPr>
+                                <w:sz w:val="20"/>
+                                <w:szCs w:val="18"/>
+                              </w:rPr>
+                            </w:pPr>
+                            <w:r>
+                              <w:rPr>
+                                <w:sz w:val="20"/>
+                                <w:szCs w:val="18"/>
+                              </w:rPr>
+                              <w:t>Estadísticas descriptivas:</w:t>
+                            </w:r>
+                          </w:p>
+                          <w:p>
+                            <w:pPr>
+                              <w:spacing w:after="0" w:line="240" w:lineRule="auto"/>
+                              <w:rPr>
+                                <w:sz w:val="20"/>
+                                <w:szCs w:val="18"/>
+                              </w:rPr>
+                            </w:pPr>
+                            <w:r>
+                              <w:rPr>
+                                <w:sz w:val="20"/>
+                                <w:szCs w:val="18"/>
+                              </w:rPr>
+                              <w:t xml:space="preserve">       </w:t>
+                            </w:r>
+                            <w:proofErr w:type="spellStart"/>
+                            <w:r>
+                              <w:rPr>
+                                <w:sz w:val="20"/>
+                                <w:szCs w:val="18"/>
+                              </w:rPr>
+                              <w:t>Años_</w:t>
+                            </w:r>
+                            <w:proofErr w:type="gramStart"/>
+                            <w:r>
+                              <w:rPr>
+                                <w:sz w:val="20"/>
+                                <w:szCs w:val="18"/>
+                              </w:rPr>
+                              <w:t>Experiencia</w:t>
+                            </w:r>
+                            <w:proofErr w:type="spellEnd"/>
+                            <w:r>
+                              <w:rPr>
+                                <w:sz w:val="20"/>
+                                <w:szCs w:val="18"/>
+                              </w:rPr>
+                              <w:t xml:space="preserve">  </w:t>
+                            </w:r>
+                            <w:proofErr w:type="spellStart"/>
+                            <w:r>
+                              <w:rPr>
+                                <w:sz w:val="20"/>
+                                <w:szCs w:val="18"/>
+                              </w:rPr>
+                              <w:t>Salario</w:t>
+                            </w:r>
+                            <w:proofErr w:type="gramEnd"/>
+                            <w:r>
+                              <w:rPr>
+                                <w:sz w:val="20"/>
+                                <w:szCs w:val="18"/>
+                              </w:rPr>
+                              <w:t>_Anual</w:t>
+                            </w:r>
+                            <w:proofErr w:type="spellEnd"/>
+                          </w:p>
+                          <w:p>
+                            <w:pPr>
+                              <w:spacing w:after="0" w:line="240" w:lineRule="auto"/>
+                              <w:rPr>
+                                <w:sz w:val="20"/>
+                                <w:szCs w:val="18"/>
+                                <w:lang w:val="en-US"/>
+                              </w:rPr>
+                            </w:pPr>
+                            <w:r>
+                              <w:rPr>
+                                <w:sz w:val="20"/>
+                                <w:szCs w:val="18"/>
+                                <w:lang w:val="en-US"/>
+                              </w:rPr>
+                              <w:t>count       1500.000000    1500.000000</w:t>
+                            </w:r>
+                          </w:p>
+                          <w:p>
+                            <w:pPr>
+                              <w:spacing w:after="0" w:line="240" w:lineRule="auto"/>
+                              <w:rPr>
+                                <w:sz w:val="20"/>
+                                <w:szCs w:val="18"/>
+                                <w:lang w:val="en-US"/>
+                              </w:rPr>
+                            </w:pPr>
+                            <w:r>
+                              <w:rPr>
+                                <w:sz w:val="20"/>
+                                <w:szCs w:val="18"/>
+                                <w:lang w:val="en-US"/>
+                              </w:rPr>
+                              <w:t>mean          14.920800   71838.440100</w:t>
+                            </w:r>
+                          </w:p>
+                          <w:p>
+                            <w:pPr>
+                              <w:spacing w:after="0" w:line="240" w:lineRule="auto"/>
+                              <w:rPr>
+                                <w:sz w:val="20"/>
+                                <w:szCs w:val="18"/>
+                                <w:lang w:val="en-US"/>
+                              </w:rPr>
+                            </w:pPr>
+                            <w:r>
+                              <w:rPr>
+                                <w:sz w:val="20"/>
+                                <w:szCs w:val="18"/>
+                                <w:lang w:val="en-US"/>
+                              </w:rPr>
+                              <w:t>std            8.492312   22694.728265</w:t>
+                            </w:r>
+                          </w:p>
+                          <w:p>
+                            <w:pPr>
+                              <w:spacing w:after="0" w:line="240" w:lineRule="auto"/>
+                              <w:rPr>
+                                <w:sz w:val="20"/>
+                                <w:szCs w:val="18"/>
+                                <w:lang w:val="en-US"/>
+                              </w:rPr>
+                            </w:pPr>
+                            <w:r>
+                              <w:rPr>
+                                <w:sz w:val="20"/>
+                                <w:szCs w:val="18"/>
+                                <w:lang w:val="en-US"/>
+                              </w:rPr>
+                              <w:t>min            0.100000   19110.940000</w:t>
+                            </w:r>
+                          </w:p>
+                          <w:p>
+                            <w:pPr>
+                              <w:spacing w:after="0" w:line="240" w:lineRule="auto"/>
+                              <w:rPr>
+                                <w:sz w:val="20"/>
+                                <w:szCs w:val="18"/>
+                                <w:lang w:val="en-US"/>
+                              </w:rPr>
+                            </w:pPr>
+                            <w:r>
+                              <w:rPr>
+                                <w:sz w:val="20"/>
+                                <w:szCs w:val="18"/>
+                                <w:lang w:val="en-US"/>
+                              </w:rPr>
+                              <w:t>25%            7.775000   54548.802500</w:t>
+                            </w:r>
+                          </w:p>
+                          <w:p>
+                            <w:pPr>
+                              <w:spacing w:after="0" w:line="240" w:lineRule="auto"/>
+                              <w:rPr>
+                                <w:sz w:val="20"/>
+                                <w:szCs w:val="18"/>
+                                <w:lang w:val="en-US"/>
+                              </w:rPr>
+                            </w:pPr>
+                            <w:r>
+                              <w:rPr>
+                                <w:sz w:val="20"/>
+                                <w:szCs w:val="18"/>
+                                <w:lang w:val="en-US"/>
+                              </w:rPr>
+                              <w:t>50%           14.600000   70746.030000</w:t>
+                            </w:r>
+                          </w:p>
+                          <w:p>
+                            <w:pPr>
+                              <w:spacing w:after="0" w:line="240" w:lineRule="auto"/>
+                              <w:rPr>
+                                <w:sz w:val="20"/>
+                                <w:szCs w:val="18"/>
+                                <w:lang w:val="en-US"/>
+                              </w:rPr>
+                            </w:pPr>
+                            <w:r>
+                              <w:rPr>
+                                <w:sz w:val="20"/>
+                                <w:szCs w:val="18"/>
+                                <w:lang w:val="en-US"/>
+                              </w:rPr>
+                              <w:t>75%           22.000000   89843.685000</w:t>
+                            </w:r>
+                          </w:p>
+                          <w:p>
+                            <w:pPr>
+                              <w:spacing w:after="0" w:line="240" w:lineRule="auto"/>
+                              <w:rPr>
+                                <w:sz w:val="20"/>
+                                <w:szCs w:val="18"/>
+                                <w:lang w:val="en-US"/>
+                              </w:rPr>
+                            </w:pPr>
+                            <w:r>
+                              <w:rPr>
+                                <w:sz w:val="20"/>
+                                <w:szCs w:val="18"/>
+                                <w:lang w:val="en-US"/>
+                              </w:rPr>
+                              <w:t xml:space="preserve">max           </w:t>
+                            </w:r>
+                            <w:proofErr w:type="gramStart"/>
+                            <w:r>
+                              <w:rPr>
+                                <w:sz w:val="20"/>
+                                <w:szCs w:val="18"/>
+                                <w:lang w:val="en-US"/>
+                              </w:rPr>
+                              <w:t>30.000000  123741.120000</w:t>
+                            </w:r>
+                            <w:proofErr w:type="gramEnd"/>
+                          </w:p>
+                          <w:p>
+                            <w:pPr>
+                              <w:spacing w:after="0" w:line="240" w:lineRule="auto"/>
+                              <w:rPr>
+                                <w:sz w:val="20"/>
+                                <w:szCs w:val="18"/>
+                                <w:lang w:val="en-US"/>
+                              </w:rPr>
+                            </w:pPr>
+                          </w:p>
+                          <w:p>
+                            <w:pPr>
+                              <w:spacing w:after="0" w:line="240" w:lineRule="auto"/>
+                              <w:rPr>
+                                <w:sz w:val="20"/>
+                                <w:szCs w:val="18"/>
+                              </w:rPr>
+                            </w:pPr>
+                            <w:r>
+                              <w:rPr>
+                                <w:sz w:val="20"/>
+                                <w:szCs w:val="18"/>
+                              </w:rPr>
+                              <w:t>--- Análisis de Correlación ---</w:t>
+                            </w:r>
+                          </w:p>
+                          <w:p>
+                            <w:pPr>
+                              <w:spacing w:after="0" w:line="240" w:lineRule="auto"/>
+                              <w:rPr>
+                                <w:sz w:val="20"/>
+                                <w:szCs w:val="18"/>
+                              </w:rPr>
+                            </w:pPr>
+                          </w:p>
+                          <w:p>
+                            <w:pPr>
+                              <w:spacing w:after="0" w:line="240" w:lineRule="auto"/>
+                              <w:rPr>
+                                <w:sz w:val="20"/>
+                                <w:szCs w:val="18"/>
+                              </w:rPr>
+                            </w:pPr>
+                            <w:r>
+                              <w:rPr>
+                                <w:sz w:val="20"/>
+                                <w:szCs w:val="18"/>
+                              </w:rPr>
+                              <w:t>Variable Predictora (X) seleccionada: '</w:t>
+                            </w:r>
+                            <w:proofErr w:type="spellStart"/>
+                            <w:r>
+                              <w:rPr>
+                                <w:sz w:val="20"/>
+                                <w:szCs w:val="18"/>
+                              </w:rPr>
+                              <w:t>Años_Experiencia</w:t>
+                            </w:r>
+                            <w:proofErr w:type="spellEnd"/>
+                            <w:r>
+                              <w:rPr>
+                                <w:sz w:val="20"/>
+                                <w:szCs w:val="18"/>
+                              </w:rPr>
+                              <w:t>'</w:t>
+                            </w:r>
+                          </w:p>
+                          <w:p>
+                            <w:pPr>
+                              <w:spacing w:after="0" w:line="240" w:lineRule="auto"/>
+                              <w:rPr>
+                                <w:sz w:val="20"/>
+                                <w:szCs w:val="18"/>
+                              </w:rPr>
+                            </w:pPr>
+                            <w:r>
+                              <w:rPr>
+                                <w:sz w:val="20"/>
+                                <w:szCs w:val="18"/>
+                              </w:rPr>
+                              <w:t>Variable Objetivo (y) seleccionada: '</w:t>
+                            </w:r>
+                            <w:proofErr w:type="spellStart"/>
+                            <w:r>
+                              <w:rPr>
+                                <w:sz w:val="20"/>
+                                <w:szCs w:val="18"/>
+                              </w:rPr>
+                              <w:t>Salario_Anual</w:t>
+                            </w:r>
+                            <w:proofErr w:type="spellEnd"/>
+                            <w:r>
+                              <w:rPr>
+                                <w:sz w:val="20"/>
+                                <w:szCs w:val="18"/>
+                              </w:rPr>
+                              <w:t>'</w:t>
+                            </w:r>
+                          </w:p>
+                          <w:p>
+                            <w:pPr>
+                              <w:spacing w:after="0" w:line="240" w:lineRule="auto"/>
+                              <w:rPr>
+                                <w:sz w:val="20"/>
+                                <w:szCs w:val="18"/>
+                              </w:rPr>
+                            </w:pPr>
+                          </w:p>
+                          <w:p>
+                            <w:pPr>
+                              <w:spacing w:after="0" w:line="240" w:lineRule="auto"/>
+                              <w:rPr>
+                                <w:sz w:val="20"/>
+                                <w:szCs w:val="18"/>
+                              </w:rPr>
+                            </w:pPr>
+                            <w:r>
+                              <w:rPr>
+                                <w:sz w:val="20"/>
+                                <w:szCs w:val="18"/>
+                              </w:rPr>
+                              <w:t>--- Entrenamiento del Modelo ---</w:t>
+                            </w:r>
+                          </w:p>
+                          <w:p>
+                            <w:pPr>
+                              <w:spacing w:after="0" w:line="240" w:lineRule="auto"/>
+                              <w:rPr>
+                                <w:sz w:val="20"/>
+                                <w:szCs w:val="18"/>
+                              </w:rPr>
+                            </w:pPr>
+                            <w:r>
+                              <w:rPr>
+                                <w:sz w:val="20"/>
+                                <w:szCs w:val="18"/>
+                              </w:rPr>
+                              <w:t>Modelo de Regresión Lineal entrenado.</w:t>
+                            </w:r>
+                          </w:p>
+                          <w:p>
+                            <w:pPr>
+                              <w:spacing w:after="0" w:line="240" w:lineRule="auto"/>
+                              <w:rPr>
+                                <w:sz w:val="20"/>
+                                <w:szCs w:val="18"/>
+                              </w:rPr>
+                            </w:pPr>
+                          </w:p>
+                          <w:p>
+                            <w:pPr>
+                              <w:spacing w:after="0" w:line="240" w:lineRule="auto"/>
+                              <w:rPr>
+                                <w:sz w:val="20"/>
+                                <w:szCs w:val="18"/>
+                              </w:rPr>
+                            </w:pPr>
+                            <w:r>
+                              <w:rPr>
+                                <w:sz w:val="20"/>
+                                <w:szCs w:val="18"/>
+                              </w:rPr>
+                              <w:t>--- Evaluación del Modelo ---</w:t>
+                            </w:r>
+                          </w:p>
+                          <w:p>
+                            <w:pPr>
+                              <w:spacing w:after="0" w:line="240" w:lineRule="auto"/>
+                              <w:rPr>
+                                <w:sz w:val="20"/>
+                                <w:szCs w:val="18"/>
+                              </w:rPr>
+                            </w:pPr>
+                            <w:r>
+                              <w:rPr>
+                                <w:sz w:val="20"/>
+                                <w:szCs w:val="18"/>
+                              </w:rPr>
+                              <w:t>Error Cuadrático Medio (MSE): 67389203.66</w:t>
+                            </w:r>
+                          </w:p>
+                          <w:p>
+                            <w:pPr>
+                              <w:spacing w:after="0" w:line="240" w:lineRule="auto"/>
+                              <w:rPr>
+                                <w:sz w:val="20"/>
+                                <w:szCs w:val="18"/>
+                              </w:rPr>
+                            </w:pPr>
+                            <w:r>
+                              <w:rPr>
+                                <w:sz w:val="20"/>
+                                <w:szCs w:val="18"/>
+                              </w:rPr>
+                              <w:t>Coeficiente de Determinación (R²): 0.88</w:t>
+                            </w:r>
+                          </w:p>
+                        </w:txbxContent>
+                      </wps:txbx>
+                      <wps:bodyPr rot="0" spcFirstLastPara="0" vertOverflow="overflow" horzOverflow="overflow" vert="horz" wrap="square" lIns="91440" tIns="45720" rIns="91440" bIns="45720" numCol="1" spcCol="0" rtlCol="0" fromWordArt="0" anchor="t" anchorCtr="0" forceAA="0" compatLnSpc="1">
+                        <a:prstTxWarp prst="textNoShape">
+                          <a:avLst/>
+                        </a:prstTxWarp>
+                        <a:noAutofit/>
+                      </wps:bodyPr>
+                    </wps:wsp>
+                  </a:graphicData>
+                </a:graphic>
+              </wp:inline>
+            </w:drawing>
+          </mc:Choice>
+          <mc:Fallback>
+            <w:pict>
+              <v:shapetype w14:anchorId="1956B02A" id="_x0000_t202" coordsize="21600,21600" o:spt="202" path="m,l,21600r21600,l21600,xe">
+                <v:stroke joinstyle="miter"/>
+                <v:path gradientshapeok="t" o:connecttype="rect"/>
+              </v:shapetype>
+              <v:shape id="Cuadro de texto 4" o:spid="_x0000_s1026" type="#_x0000_t202" style="width:435pt;height:496.7pt;visibility:visible;mso-wrap-style:square;mso-left-percent:-10001;mso-top-percent:-10001;mso-position-horizontal:absolute;mso-position-horizontal-relative:char;mso-position-vertical:absolute;mso-position-vertical-relative:line;mso-left-percent:-10001;mso-top-percent:-10001;v-text-anchor:top" o:gfxdata="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" fillcolor="white [3201]" strokeweight=".5pt">
+                <v:textbox>
+                  <w:txbxContent>
+                    <w:p>
+                      <w:pPr>
+                        <w:spacing w:after="0" w:line="240" w:lineRule="auto"/>
+                        <w:rPr>
+                          <w:sz w:val="20"/>
+                          <w:szCs w:val="18"/>
+                        </w:rPr>
+                      </w:pPr>
+                      <w:r>
+                        <w:rPr>
+                          <w:sz w:val="20"/>
+                          <w:szCs w:val="18"/>
+                        </w:rPr>
+                        <w:t>--- Análisis Exploratorio de Datos ---</w:t>
+                      </w:r>
+                    </w:p>
+                    <w:p>
+                      <w:pPr>
+                        <w:spacing w:after="0" w:line="240" w:lineRule="auto"/>
+                        <w:rPr>
+                          <w:sz w:val="20"/>
+                          <w:szCs w:val="18"/>
+                        </w:rPr>
+                      </w:pPr>
+                      <w:r>
+                        <w:rPr>
+                          <w:sz w:val="20"/>
+                          <w:szCs w:val="18"/>
+                        </w:rPr>
+                        <w:t>Primeras 5 filas de los datos:</w:t>
+                      </w:r>
+                    </w:p>
+                    <w:p>
+                      <w:pPr>
+                        <w:spacing w:after="0" w:line="240" w:lineRule="auto"/>
+                        <w:rPr>
+                          <w:sz w:val="20"/>
+                          <w:szCs w:val="18"/>
+                        </w:rPr>
+                      </w:pPr>
+                      <w:r>
+                        <w:rPr>
+                          <w:sz w:val="20"/>
+                          <w:szCs w:val="18"/>
+                        </w:rPr>
+                        <w:t xml:space="preserve">   </w:t>
+                      </w:r>
+                      <w:proofErr w:type="spellStart"/>
+                      <w:r>
+                        <w:rPr>
+                          <w:sz w:val="20"/>
+                          <w:szCs w:val="18"/>
+                        </w:rPr>
+                        <w:t>Años_</w:t>
+                      </w:r>
+                      <w:proofErr w:type="gramStart"/>
+                      <w:r>
+                        <w:rPr>
+                          <w:sz w:val="20"/>
+                          <w:szCs w:val="18"/>
+                        </w:rPr>
+                        <w:t>Experiencia</w:t>
+                      </w:r>
+                      <w:proofErr w:type="spellEnd"/>
+                      <w:r>
+                        <w:rPr>
+                          <w:sz w:val="20"/>
+                          <w:szCs w:val="18"/>
+                        </w:rPr>
+                        <w:t xml:space="preserve">  </w:t>
+                      </w:r>
+                      <w:proofErr w:type="spellStart"/>
+                      <w:r>
+                        <w:rPr>
+                          <w:sz w:val="20"/>
+                          <w:szCs w:val="18"/>
+                        </w:rPr>
+                        <w:t>Salario</w:t>
+                      </w:r>
+                      <w:proofErr w:type="gramEnd"/>
+                      <w:r>
+                        <w:rPr>
+                          <w:sz w:val="20"/>
+                          <w:szCs w:val="18"/>
+                        </w:rPr>
+                        <w:t>_Anual</w:t>
+                      </w:r>
+                      <w:proofErr w:type="spellEnd"/>
+                    </w:p>
+                    <w:p>
+                      <w:pPr>
+                        <w:spacing w:after="0" w:line="240" w:lineRule="auto"/>
+                        <w:rPr>
+                          <w:sz w:val="20"/>
+                          <w:szCs w:val="18"/>
+                        </w:rPr>
+                      </w:pPr>
+                      <w:r>
+                        <w:rPr>
+                          <w:sz w:val="20"/>
+                          <w:szCs w:val="18"/>
+                        </w:rPr>
+                        <w:t>0              14.7       62416.48</w:t>
+                      </w:r>
+                    </w:p>
+                    <w:p>
+                      <w:pPr>
+                        <w:spacing w:after="0" w:line="240" w:lineRule="auto"/>
+                        <w:rPr>
+                          <w:sz w:val="20"/>
+                          <w:szCs w:val="18"/>
+                        </w:rPr>
+                      </w:pPr>
+                      <w:r>
+                        <w:rPr>
+                          <w:sz w:val="20"/>
+                          <w:szCs w:val="18"/>
+                        </w:rPr>
+                        <w:t>1               8.5       66842.91</w:t>
+                      </w:r>
+                    </w:p>
+                    <w:p>
+                      <w:pPr>
+                        <w:spacing w:after="0" w:line="240" w:lineRule="auto"/>
+                        <w:rPr>
+                          <w:sz w:val="20"/>
+                          <w:szCs w:val="18"/>
+                        </w:rPr>
+                      </w:pPr>
+                      <w:r>
+                        <w:rPr>
+                          <w:sz w:val="20"/>
+                          <w:szCs w:val="18"/>
+                        </w:rPr>
+                        <w:t>2              20.3       96841.04</w:t>
+                      </w:r>
+                    </w:p>
+                    <w:p>
+                      <w:pPr>
+                        <w:spacing w:after="0" w:line="240" w:lineRule="auto"/>
+                        <w:rPr>
+                          <w:sz w:val="20"/>
+                          <w:szCs w:val="18"/>
+                        </w:rPr>
+                      </w:pPr>
+                      <w:r>
+                        <w:rPr>
+                          <w:sz w:val="20"/>
+                          <w:szCs w:val="18"/>
+                        </w:rPr>
+                        <w:t>3               8.8       40396.37</w:t>
+                      </w:r>
+                    </w:p>
+                    <w:p>
+                      <w:pPr>
+                        <w:spacing w:after="0" w:line="240" w:lineRule="auto"/>
+                        <w:rPr>
+                          <w:sz w:val="20"/>
+                          <w:szCs w:val="18"/>
+                        </w:rPr>
+                      </w:pPr>
+                      <w:r>
+                        <w:rPr>
+                          <w:sz w:val="20"/>
+                          <w:szCs w:val="18"/>
+                        </w:rPr>
+                        <w:t>4              17.1       77904.38</w:t>
+                      </w:r>
+                    </w:p>
+                    <w:p>
+                      <w:pPr>
+                        <w:spacing w:after="0" w:line="240" w:lineRule="auto"/>
+                        <w:rPr>
+                          <w:sz w:val="20"/>
+                          <w:szCs w:val="18"/>
+                        </w:rPr>
+                      </w:pPr>
+                    </w:p>
+                    <w:p>
+                      <w:pPr>
+                        <w:spacing w:after="0" w:line="240" w:lineRule="auto"/>
+                        <w:rPr>
+                          <w:sz w:val="20"/>
+                          <w:szCs w:val="18"/>
+                        </w:rPr>
+                      </w:pPr>
+                      <w:r>
+                        <w:rPr>
+                          <w:sz w:val="20"/>
+                          <w:szCs w:val="18"/>
+                        </w:rPr>
+                        <w:t xml:space="preserve">Resumen del </w:t>
+                      </w:r>
+                      <w:proofErr w:type="spellStart"/>
+                      <w:r>
+                        <w:rPr>
+                          <w:sz w:val="20"/>
+                          <w:szCs w:val="18"/>
+                        </w:rPr>
+                        <w:t>DataFrame</w:t>
+                      </w:r>
+                      <w:proofErr w:type="spellEnd"/>
+                      <w:r>
+                        <w:rPr>
+                          <w:sz w:val="20"/>
+                          <w:szCs w:val="18"/>
+                        </w:rPr>
+                        <w:t>:</w:t>
+                      </w:r>
+                    </w:p>
+                    <w:p>
+                      <w:pPr>
+                        <w:spacing w:after="0" w:line="240" w:lineRule="auto"/>
+                        <w:rPr>
+                          <w:sz w:val="20"/>
+                          <w:szCs w:val="18"/>
+                          <w:lang w:val="en-US"/>
+                        </w:rPr>
+                      </w:pPr>
+                      <w:r>
+                        <w:rPr>
+                          <w:sz w:val="20"/>
+                          <w:szCs w:val="18"/>
+                          <w:lang w:val="en-US"/>
+                        </w:rPr>
+                        <w:t>&lt;class '</w:t>
+                      </w:r>
+                      <w:proofErr w:type="spellStart"/>
+                      <w:proofErr w:type="gramStart"/>
+                      <w:r>
+                        <w:rPr>
+                          <w:sz w:val="20"/>
+                          <w:szCs w:val="18"/>
+                          <w:lang w:val="en-US"/>
+                        </w:rPr>
+                        <w:t>pandas.core</w:t>
+                      </w:r>
+                      <w:proofErr w:type="gramEnd"/>
+                      <w:r>
+                        <w:rPr>
+                          <w:sz w:val="20"/>
+                          <w:szCs w:val="18"/>
+                          <w:lang w:val="en-US"/>
+                        </w:rPr>
+                        <w:t>.</w:t>
+                      </w:r>
+                      <w:proofErr w:type="gramStart"/>
+                      <w:r>
+                        <w:rPr>
+                          <w:sz w:val="20"/>
+                          <w:szCs w:val="18"/>
+                          <w:lang w:val="en-US"/>
+                        </w:rPr>
+                        <w:t>frame.DataFrame</w:t>
+                      </w:r>
+                      <w:proofErr w:type="spellEnd"/>
+                      <w:proofErr w:type="gramEnd"/>
+                      <w:r>
+                        <w:rPr>
+                          <w:sz w:val="20"/>
+                          <w:szCs w:val="18"/>
+                          <w:lang w:val="en-US"/>
+                        </w:rPr>
+                        <w:t>'&gt;</w:t>
+                      </w:r>
+                    </w:p>
+                    <w:p>
+                      <w:pPr>
+                        <w:spacing w:after="0" w:line="240" w:lineRule="auto"/>
+                        <w:rPr>
+                          <w:sz w:val="20"/>
+                          <w:szCs w:val="18"/>
+                          <w:lang w:val="en-US"/>
+                        </w:rPr>
+                      </w:pPr>
+                      <w:proofErr w:type="spellStart"/>
+                      <w:r>
+                        <w:rPr>
+                          <w:sz w:val="20"/>
+                          <w:szCs w:val="18"/>
+                          <w:lang w:val="en-US"/>
+                        </w:rPr>
+                        <w:t>RangeIndex</w:t>
+                      </w:r>
+                      <w:proofErr w:type="spellEnd"/>
+                      <w:r>
+                        <w:rPr>
+                          <w:sz w:val="20"/>
+                          <w:szCs w:val="18"/>
+                          <w:lang w:val="en-US"/>
+                        </w:rPr>
+                        <w:t>: 1500 entries, 0 to 1499</w:t>
+                      </w:r>
+                    </w:p>
+                    <w:p>
+                      <w:pPr>
+                        <w:spacing w:after="0" w:line="240" w:lineRule="auto"/>
+                        <w:rPr>
+                          <w:sz w:val="20"/>
+                          <w:szCs w:val="18"/>
+                          <w:lang w:val="en-US"/>
+                        </w:rPr>
+                      </w:pPr>
+                      <w:r>
+                        <w:rPr>
+                          <w:sz w:val="20"/>
+                          <w:szCs w:val="18"/>
+                          <w:lang w:val="en-US"/>
+                        </w:rPr>
+                        <w:t>Data columns (total 2 columns):</w:t>
+                      </w:r>
+                    </w:p>
+                    <w:p>
+                      <w:pPr>
+                        <w:spacing w:after="0" w:line="240" w:lineRule="auto"/>
+                        <w:rPr>
+                          <w:sz w:val="20"/>
+                          <w:szCs w:val="18"/>
+                          <w:lang w:val="en-US"/>
+                        </w:rPr>
+                      </w:pPr>
+                      <w:r>
+                        <w:rPr>
+                          <w:sz w:val="20"/>
+                          <w:szCs w:val="18"/>
+                          <w:lang w:val="en-US"/>
+                        </w:rPr>
+                        <w:t xml:space="preserve"> #   Column            Non-Null </w:t>
+                      </w:r>
+                      <w:proofErr w:type="gramStart"/>
+                      <w:r>
+                        <w:rPr>
+                          <w:sz w:val="20"/>
+                          <w:szCs w:val="18"/>
+                          <w:lang w:val="en-US"/>
+                        </w:rPr>
+                        <w:t xml:space="preserve">Count  </w:t>
+                      </w:r>
+                      <w:proofErr w:type="spellStart"/>
+                      <w:r>
+                        <w:rPr>
+                          <w:sz w:val="20"/>
+                          <w:szCs w:val="18"/>
+                          <w:lang w:val="en-US"/>
+                        </w:rPr>
+                        <w:t>Dtype</w:t>
+                      </w:r>
+                      <w:proofErr w:type="spellEnd"/>
+                      <w:proofErr w:type="gramEnd"/>
+                    </w:p>
+                    <w:p>
+                      <w:pPr>
+                        <w:spacing w:after="0" w:line="240" w:lineRule="auto"/>
+                        <w:rPr>
+                          <w:sz w:val="20"/>
+                          <w:szCs w:val="18"/>
+                          <w:lang w:val="en-US"/>
+                        </w:rPr>
+                      </w:pPr>
+                      <w:r>
+                        <w:rPr>
+                          <w:sz w:val="20"/>
+                          <w:szCs w:val="18"/>
+                          <w:lang w:val="en-US"/>
+                        </w:rPr>
+                        <w:t>---  ------            --------------  -----</w:t>
+                      </w:r>
+                    </w:p>
+                    <w:p>
+                      <w:pPr>
+                        <w:spacing w:after="0" w:line="240" w:lineRule="auto"/>
+                        <w:rPr>
+                          <w:sz w:val="20"/>
+                          <w:szCs w:val="18"/>
+                          <w:lang w:val="en-US"/>
+                        </w:rPr>
+                      </w:pPr>
+                      <w:r>
+                        <w:rPr>
+                          <w:sz w:val="20"/>
+                          <w:szCs w:val="18"/>
+                          <w:lang w:val="en-US"/>
+                        </w:rPr>
+                        <w:t xml:space="preserve"> 0   </w:t>
+                      </w:r>
+                      <w:proofErr w:type="spellStart"/>
+                      <w:r>
+                        <w:rPr>
+                          <w:sz w:val="20"/>
+                          <w:szCs w:val="18"/>
+                          <w:lang w:val="en-US"/>
+                        </w:rPr>
+                        <w:t>Años_</w:t>
+                      </w:r>
+                      <w:proofErr w:type="gramStart"/>
+                      <w:r>
+                        <w:rPr>
+                          <w:sz w:val="20"/>
+                          <w:szCs w:val="18"/>
+                          <w:lang w:val="en-US"/>
+                        </w:rPr>
+                        <w:t>Experiencia</w:t>
+                      </w:r>
+                      <w:proofErr w:type="spellEnd"/>
+                      <w:r>
+                        <w:rPr>
+                          <w:sz w:val="20"/>
+                          <w:szCs w:val="18"/>
+                          <w:lang w:val="en-US"/>
+                        </w:rPr>
+                        <w:t xml:space="preserve">  1500</w:t>
+                      </w:r>
+                      <w:proofErr w:type="gramEnd"/>
+                      <w:r>
+                        <w:rPr>
+                          <w:sz w:val="20"/>
+                          <w:szCs w:val="18"/>
+                          <w:lang w:val="en-US"/>
+                        </w:rPr>
+                        <w:t xml:space="preserve"> non-null   float64</w:t>
+                      </w:r>
+                    </w:p>
+                    <w:p>
+                      <w:pPr>
+                        <w:spacing w:after="0" w:line="240" w:lineRule="auto"/>
+                        <w:rPr>
+                          <w:sz w:val="20"/>
+                          <w:szCs w:val="18"/>
+                          <w:lang w:val="en-US"/>
+                        </w:rPr>
+                      </w:pPr>
+                      <w:r>
+                        <w:rPr>
+                          <w:sz w:val="20"/>
+                          <w:szCs w:val="18"/>
+                          <w:lang w:val="en-US"/>
+                        </w:rPr>
+                        <w:t xml:space="preserve"> 1   </w:t>
+                      </w:r>
+                      <w:proofErr w:type="spellStart"/>
+                      <w:r>
+                        <w:rPr>
+                          <w:sz w:val="20"/>
+                          <w:szCs w:val="18"/>
+                          <w:lang w:val="en-US"/>
+                        </w:rPr>
+                        <w:t>Salario_Anual</w:t>
+                      </w:r>
+                      <w:proofErr w:type="spellEnd"/>
+                      <w:r>
+                        <w:rPr>
+                          <w:sz w:val="20"/>
+                          <w:szCs w:val="18"/>
+                          <w:lang w:val="en-US"/>
+                        </w:rPr>
+                        <w:t xml:space="preserve">     1500 non-null   float64</w:t>
+                      </w:r>
+                    </w:p>
+                    <w:p>
+                      <w:pPr>
+                        <w:spacing w:after="0" w:line="240" w:lineRule="auto"/>
+                        <w:rPr>
+                          <w:sz w:val="20"/>
+                          <w:szCs w:val="18"/>
+                          <w:lang w:val="en-US"/>
+                        </w:rPr>
+                      </w:pPr>
+                      <w:proofErr w:type="spellStart"/>
+                      <w:r>
+                        <w:rPr>
+                          <w:sz w:val="20"/>
+                          <w:szCs w:val="18"/>
+                          <w:lang w:val="en-US"/>
+                        </w:rPr>
+                        <w:t>dtypes</w:t>
+                      </w:r>
+                      <w:proofErr w:type="spellEnd"/>
+                      <w:r>
+                        <w:rPr>
+                          <w:sz w:val="20"/>
+                          <w:szCs w:val="18"/>
+                          <w:lang w:val="en-US"/>
+                        </w:rPr>
+                        <w:t>: float64(2)</w:t>
+                      </w:r>
+                    </w:p>
+                    <w:p>
+                      <w:pPr>
+                        <w:spacing w:after="0" w:line="240" w:lineRule="auto"/>
+                        <w:rPr>
+                          <w:sz w:val="20"/>
+                          <w:szCs w:val="18"/>
+                          <w:lang w:val="en-US"/>
+                        </w:rPr>
+                      </w:pPr>
+                      <w:r>
+                        <w:rPr>
+                          <w:sz w:val="20"/>
+                          <w:szCs w:val="18"/>
+                          <w:lang w:val="en-US"/>
+                        </w:rPr>
+                        <w:t>memory usage: 23.6 KB</w:t>
+                      </w:r>
+                    </w:p>
+                    <w:p>
+                      <w:pPr>
+                        <w:spacing w:after="0" w:line="240" w:lineRule="auto"/>
+                        <w:rPr>
+                          <w:sz w:val="20"/>
+                          <w:szCs w:val="18"/>
+                          <w:lang w:val="en-US"/>
+                        </w:rPr>
+                      </w:pPr>
+                    </w:p>
+                    <w:p>
+                      <w:pPr>
+                        <w:spacing w:after="0" w:line="240" w:lineRule="auto"/>
+                        <w:rPr>
+                          <w:sz w:val="20"/>
+                          <w:szCs w:val="18"/>
+                        </w:rPr>
+                      </w:pPr>
+                      <w:r>
+                        <w:rPr>
+                          <w:sz w:val="20"/>
+                          <w:szCs w:val="18"/>
+                        </w:rPr>
+                        <w:t>Estadísticas descriptivas:</w:t>
+                      </w:r>
+                    </w:p>
+                    <w:p>
+                      <w:pPr>
+                        <w:spacing w:after="0" w:line="240" w:lineRule="auto"/>
+                        <w:rPr>
+                          <w:sz w:val="20"/>
+                          <w:szCs w:val="18"/>
+                        </w:rPr>
+                      </w:pPr>
+                      <w:r>
+                        <w:rPr>
+                          <w:sz w:val="20"/>
+                          <w:szCs w:val="18"/>
+                        </w:rPr>
+                        <w:t xml:space="preserve">       </w:t>
+                      </w:r>
+                      <w:proofErr w:type="spellStart"/>
+                      <w:r>
+                        <w:rPr>
+                          <w:sz w:val="20"/>
+                          <w:szCs w:val="18"/>
+                        </w:rPr>
+                        <w:t>Años_</w:t>
+                      </w:r>
+                      <w:proofErr w:type="gramStart"/>
+                      <w:r>
+                        <w:rPr>
+                          <w:sz w:val="20"/>
+                          <w:szCs w:val="18"/>
+                        </w:rPr>
+                        <w:t>Experiencia</w:t>
+                      </w:r>
+                      <w:proofErr w:type="spellEnd"/>
+                      <w:r>
+                        <w:rPr>
+                          <w:sz w:val="20"/>
+                          <w:szCs w:val="18"/>
+                        </w:rPr>
+                        <w:t xml:space="preserve">  </w:t>
+                      </w:r>
+                      <w:proofErr w:type="spellStart"/>
+                      <w:r>
+                        <w:rPr>
+                          <w:sz w:val="20"/>
+                          <w:szCs w:val="18"/>
+                        </w:rPr>
+                        <w:t>Salario</w:t>
+                      </w:r>
+                      <w:proofErr w:type="gramEnd"/>
+                      <w:r>
+                        <w:rPr>
+                          <w:sz w:val="20"/>
+                          <w:szCs w:val="18"/>
+                        </w:rPr>
+                        <w:t>_Anual</w:t>
+                      </w:r>
+                      <w:proofErr w:type="spellEnd"/>
+                    </w:p>
+                    <w:p>
+                      <w:pPr>
+                        <w:spacing w:after="0" w:line="240" w:lineRule="auto"/>
+                        <w:rPr>
+                          <w:sz w:val="20"/>
+                          <w:szCs w:val="18"/>
+                          <w:lang w:val="en-US"/>
+                        </w:rPr>
+                      </w:pPr>
+                      <w:r>
+                        <w:rPr>
+                          <w:sz w:val="20"/>
+                          <w:szCs w:val="18"/>
+                          <w:lang w:val="en-US"/>
+                        </w:rPr>
+                        <w:t>count       1500.000000    1500.000000</w:t>
+                      </w:r>
+                    </w:p>
+                    <w:p>
+                      <w:pPr>
+                        <w:spacing w:after="0" w:line="240" w:lineRule="auto"/>
+                        <w:rPr>
+                          <w:sz w:val="20"/>
+                          <w:szCs w:val="18"/>
+                          <w:lang w:val="en-US"/>
+                        </w:rPr>
+                      </w:pPr>
+                      <w:r>
+                        <w:rPr>
+                          <w:sz w:val="20"/>
+                          <w:szCs w:val="18"/>
+                          <w:lang w:val="en-US"/>
+                        </w:rPr>
+                        <w:t>mean          14.920800   71838.440100</w:t>
+                      </w:r>
+                    </w:p>
+                    <w:p>
+                      <w:pPr>
+                        <w:spacing w:after="0" w:line="240" w:lineRule="auto"/>
+                        <w:rPr>
+                          <w:sz w:val="20"/>
+                          <w:szCs w:val="18"/>
+                          <w:lang w:val="en-US"/>
+                        </w:rPr>
+                      </w:pPr>
+                      <w:r>
+                        <w:rPr>
+                          <w:sz w:val="20"/>
+                          <w:szCs w:val="18"/>
+                          <w:lang w:val="en-US"/>
+                        </w:rPr>
+                        <w:t>std            8.492312   22694.728265</w:t>
+                      </w:r>
+                    </w:p>
+                    <w:p>
+                      <w:pPr>
+                        <w:spacing w:after="0" w:line="240" w:lineRule="auto"/>
+                        <w:rPr>
+                          <w:sz w:val="20"/>
+                          <w:szCs w:val="18"/>
+                          <w:lang w:val="en-US"/>
+                        </w:rPr>
+                      </w:pPr>
+                      <w:r>
+                        <w:rPr>
+                          <w:sz w:val="20"/>
+                          <w:szCs w:val="18"/>
+                          <w:lang w:val="en-US"/>
+                        </w:rPr>
+                        <w:t>min            0.100000   19110.940000</w:t>
+                      </w:r>
+                    </w:p>
+                    <w:p>
+                      <w:pPr>
+                        <w:spacing w:after="0" w:line="240" w:lineRule="auto"/>
+                        <w:rPr>
+                          <w:sz w:val="20"/>
+                          <w:szCs w:val="18"/>
+                          <w:lang w:val="en-US"/>
+                        </w:rPr>
+                      </w:pPr>
+                      <w:r>
+                        <w:rPr>
+                          <w:sz w:val="20"/>
+                          <w:szCs w:val="18"/>
+                          <w:lang w:val="en-US"/>
+                        </w:rPr>
+                        <w:t>25%            7.775000   54548.802500</w:t>
+                      </w:r>
+                    </w:p>
+                    <w:p>
+                      <w:pPr>
+                        <w:spacing w:after="0" w:line="240" w:lineRule="auto"/>
+                        <w:rPr>
+                          <w:sz w:val="20"/>
+                          <w:szCs w:val="18"/>
+                          <w:lang w:val="en-US"/>
+                        </w:rPr>
+                      </w:pPr>
+                      <w:r>
+                        <w:rPr>
+                          <w:sz w:val="20"/>
+                          <w:szCs w:val="18"/>
+                          <w:lang w:val="en-US"/>
+                        </w:rPr>
+                        <w:t>50%           14.600000   70746.030000</w:t>
+                      </w:r>
+                    </w:p>
+                    <w:p>
+                      <w:pPr>
+                        <w:spacing w:after="0" w:line="240" w:lineRule="auto"/>
+                        <w:rPr>
+                          <w:sz w:val="20"/>
+                          <w:szCs w:val="18"/>
+                          <w:lang w:val="en-US"/>
+                        </w:rPr>
+                      </w:pPr>
+                      <w:r>
+                        <w:rPr>
+                          <w:sz w:val="20"/>
+                          <w:szCs w:val="18"/>
+                          <w:lang w:val="en-US"/>
+                        </w:rPr>
+                        <w:t>75%           22.000000   89843.685000</w:t>
+                      </w:r>
+                    </w:p>
+                    <w:p>
+                      <w:pPr>
+                        <w:spacing w:after="0" w:line="240" w:lineRule="auto"/>
+                        <w:rPr>
+                          <w:sz w:val="20"/>
+                          <w:szCs w:val="18"/>
+                          <w:lang w:val="en-US"/>
+                        </w:rPr>
+                      </w:pPr>
+                      <w:r>
+                        <w:rPr>
+                          <w:sz w:val="20"/>
+                          <w:szCs w:val="18"/>
+                          <w:lang w:val="en-US"/>
+                        </w:rPr>
+                        <w:t xml:space="preserve">max           </w:t>
+                      </w:r>
+                      <w:proofErr w:type="gramStart"/>
+                      <w:r>
+                        <w:rPr>
+                          <w:sz w:val="20"/>
+                          <w:szCs w:val="18"/>
+                          <w:lang w:val="en-US"/>
+                        </w:rPr>
+                        <w:t>30.000000  123741.120000</w:t>
+                      </w:r>
+                      <w:proofErr w:type="gramEnd"/>
+                    </w:p>
+                    <w:p>
+                      <w:pPr>
+                        <w:spacing w:after="0" w:line="240" w:lineRule="auto"/>
+                        <w:rPr>
+                          <w:sz w:val="20"/>
+                          <w:szCs w:val="18"/>
+                          <w:lang w:val="en-US"/>
+                        </w:rPr>
+                      </w:pPr>
+                    </w:p>
+                    <w:p>
+                      <w:pPr>
+                        <w:spacing w:after="0" w:line="240" w:lineRule="auto"/>
+                        <w:rPr>
+                          <w:sz w:val="20"/>
+                          <w:szCs w:val="18"/>
+                        </w:rPr>
+                      </w:pPr>
+                      <w:r>
+                        <w:rPr>
+                          <w:sz w:val="20"/>
+                          <w:szCs w:val="18"/>
+                        </w:rPr>
+                        <w:t>--- Análisis de Correlación ---</w:t>
+                      </w:r>
+                    </w:p>
+                    <w:p>
+                      <w:pPr>
+                        <w:spacing w:after="0" w:line="240" w:lineRule="auto"/>
+                        <w:rPr>
+                          <w:sz w:val="20"/>
+                          <w:szCs w:val="18"/>
+                        </w:rPr>
+                      </w:pPr>
+                    </w:p>
+                    <w:p>
+                      <w:pPr>
+                        <w:spacing w:after="0" w:line="240" w:lineRule="auto"/>
+                        <w:rPr>
+                          <w:sz w:val="20"/>
+                          <w:szCs w:val="18"/>
+                        </w:rPr>
+                      </w:pPr>
+                      <w:r>
+                        <w:rPr>
+                          <w:sz w:val="20"/>
+                          <w:szCs w:val="18"/>
+                        </w:rPr>
+                        <w:t>Variable Predictora (X) seleccionada: '</w:t>
+                      </w:r>
+                      <w:proofErr w:type="spellStart"/>
+                      <w:r>
+                        <w:rPr>
+                          <w:sz w:val="20"/>
+                          <w:szCs w:val="18"/>
+                        </w:rPr>
+                        <w:t>Años_Experiencia</w:t>
+                      </w:r>
+                      <w:proofErr w:type="spellEnd"/>
+                      <w:r>
+                        <w:rPr>
+                          <w:sz w:val="20"/>
+                          <w:szCs w:val="18"/>
+                        </w:rPr>
+                        <w:t>'</w:t>
+                      </w:r>
+                    </w:p>
+                    <w:p>
+                      <w:pPr>
+                        <w:spacing w:after="0" w:line="240" w:lineRule="auto"/>
+                        <w:rPr>
+                          <w:sz w:val="20"/>
+                          <w:szCs w:val="18"/>
+                        </w:rPr>
+                      </w:pPr>
+                      <w:r>
+                        <w:rPr>
+                          <w:sz w:val="20"/>
+                          <w:szCs w:val="18"/>
+                        </w:rPr>
+                        <w:t>Variable Objetivo (y) seleccionada: '</w:t>
+                      </w:r>
+                      <w:proofErr w:type="spellStart"/>
+                      <w:r>
+                        <w:rPr>
+                          <w:sz w:val="20"/>
+                          <w:szCs w:val="18"/>
+                        </w:rPr>
+                        <w:t>Salario_Anual</w:t>
+                      </w:r>
+                      <w:proofErr w:type="spellEnd"/>
+                      <w:r>
+                        <w:rPr>
+                          <w:sz w:val="20"/>
+                          <w:szCs w:val="18"/>
+                        </w:rPr>
+                        <w:t>'</w:t>
+                      </w:r>
+                    </w:p>
+                    <w:p>
+                      <w:pPr>
+                        <w:spacing w:after="0" w:line="240" w:lineRule="auto"/>
+                        <w:rPr>
+                          <w:sz w:val="20"/>
+                          <w:szCs w:val="18"/>
+                        </w:rPr>
+                      </w:pPr>
+                    </w:p>
+                    <w:p>
+                      <w:pPr>
+                        <w:spacing w:after="0" w:line="240" w:lineRule="auto"/>
+                        <w:rPr>
+                          <w:sz w:val="20"/>
+                          <w:szCs w:val="18"/>
+                        </w:rPr>
+                      </w:pPr>
+                      <w:r>
+                        <w:rPr>
+                          <w:sz w:val="20"/>
+                          <w:szCs w:val="18"/>
+                        </w:rPr>
+                        <w:t>--- Entrenamiento del Modelo ---</w:t>
+                      </w:r>
+                    </w:p>
+                    <w:p>
+                      <w:pPr>
+                        <w:spacing w:after="0" w:line="240" w:lineRule="auto"/>
+                        <w:rPr>
+                          <w:sz w:val="20"/>
+                          <w:szCs w:val="18"/>
+                        </w:rPr>
+                      </w:pPr>
+                      <w:r>
+                        <w:rPr>
+                          <w:sz w:val="20"/>
+                          <w:szCs w:val="18"/>
+                        </w:rPr>
+                        <w:t>Modelo de Regresión Lineal entrenado.</w:t>
+                      </w:r>
+                    </w:p>
+                    <w:p>
+                      <w:pPr>
+                        <w:spacing w:after="0" w:line="240" w:lineRule="auto"/>
+                        <w:rPr>
+                          <w:sz w:val="20"/>
+                          <w:szCs w:val="18"/>
+                        </w:rPr>
+                      </w:pPr>
+                    </w:p>
+                    <w:p>
+                      <w:pPr>
+                        <w:spacing w:after="0" w:line="240" w:lineRule="auto"/>
+                        <w:rPr>
+                          <w:sz w:val="20"/>
+                          <w:szCs w:val="18"/>
+                        </w:rPr>
+                      </w:pPr>
+                      <w:r>
+                        <w:rPr>
+                          <w:sz w:val="20"/>
+                          <w:szCs w:val="18"/>
+                        </w:rPr>
+                        <w:t>--- Evaluación del Modelo ---</w:t>
+                      </w:r>
+                    </w:p>
+                    <w:p>
+                      <w:pPr>
+                        <w:spacing w:after="0" w:line="240" w:lineRule="auto"/>
+                        <w:rPr>
+                          <w:sz w:val="20"/>
+                          <w:szCs w:val="18"/>
+                        </w:rPr>
+                      </w:pPr>
+                      <w:r>
+                        <w:rPr>
+                          <w:sz w:val="20"/>
+                          <w:szCs w:val="18"/>
+                        </w:rPr>
+                        <w:t>Error Cuadrático Medio (MSE): 67389203.66</w:t>
+                      </w:r>
+                    </w:p>
+                    <w:p>
+                      <w:pPr>
+                        <w:spacing w:after="0" w:line="240" w:lineRule="auto"/>
+                        <w:rPr>
+                          <w:sz w:val="20"/>
+                          <w:szCs w:val="18"/>
+                        </w:rPr>
+                      </w:pPr>
+                      <w:r>
+                        <w:rPr>
+                          <w:sz w:val="20"/>
+                          <w:szCs w:val="18"/>
+                        </w:rPr>
+                        <w:t>Coeficiente de Determinación (R²): 0.88</w:t>
+                      </w:r>
+                    </w:p>
+                  </w:txbxContent>
+                </v:textbox>
+                <w10:anchorlock/>
+              </v:shape>
+            </w:pict>
+          </mc:Fallback>
+        </mc:AlternateContent>
+      </w:r>
+    </w:p>
+    <w:p>
+      <w:pPr>
+        <w:spacing w:after="0" w:line="240" w:lineRule="auto"/>
+      </w:pPr>
+    </w:p>
+    <w:p>
+      <w:pPr>
+        <w:spacing w:after="0" w:line="240" w:lineRule="auto"/>
+      </w:pPr>
+    </w:p>
+    <w:p>
+      <w:pPr>
+        <w:spacing w:after="0" w:line="240" w:lineRule="auto"/>
+      </w:pPr>
+    </w:p>
+    <w:p>
+      <w:pPr>
+        <w:spacing w:after="0" w:line="240" w:lineRule="auto"/>
+      </w:pPr>
+    </w:p>
+    <w:p>
+      <w:pPr>
+        <w:spacing w:after="0" w:line="240" w:lineRule="auto"/>
+      </w:pPr>
+    </w:p>
+    <w:p>
+      <w:pPr>
+        <w:spacing w:after="0" w:line="240" w:lineRule="auto"/>
+      </w:pPr>
+    </w:p>
+    <w:p>
+      <w:pPr>
+        <w:spacing w:after="0" w:line="240" w:lineRule="auto"/>
+      </w:pPr>
+    </w:p>
+    <w:p>
+      <w:pPr>
+        <w:spacing w:after="0" w:line="240" w:lineRule="auto"/>
+      </w:pPr>
+    </w:p>
+    <w:p>
+      <w:pPr>
+        <w:spacing w:after="0" w:line="240" w:lineRule="auto"/>
+      </w:pPr>
+    </w:p>
+    <w:p>
+      <w:pPr>
+        <w:spacing w:after="0" w:line="240" w:lineRule="auto"/>
+      </w:pPr>
+    </w:p>
+    <w:p>
+      <w:pPr>
+        <w:spacing w:after="0" w:line="240" w:lineRule="auto"/>
+      </w:pPr>
+    </w:p>
+    <w:p>
+      <w:pPr>
+        <w:pStyle w:val="Ttulo1"/>
+      </w:pPr>
+      <w:bookmarkStart w:id="2" w:name="_Toc208756567"/>
+      <w:r>
+        <w:lastRenderedPageBreak/>
+        <w:t>3. Encontrando la Conexión: El Mapa de Correlación</w:t>
+      </w:r>
+      <w:bookmarkEnd w:id="2"/>
+    </w:p>
+    <w:p>
+      <w:r>
+        <w:t>Para que un modelo de regresión lineal funcione, las variables deben estar relacionadas. Para visualizar esta conexión, generamos una matriz de correlación. Este análisis nos confirmó con un alto grado de certeza que existía una fuerte relación positiva entre la experiencia y el salario.</w:t>
+      </w:r>
+    </w:p>
+    <w:p>
+      <w:r>
+        <w:t xml:space="preserve">El mapa de calor generado por </w:t>
+      </w:r>
+      <w:proofErr w:type="spellStart"/>
+      <w:r>
+        <w:t>Seaborn</w:t>
+      </w:r>
+      <w:proofErr w:type="spellEnd"/>
+      <w:r>
+        <w:t xml:space="preserve"> fue contundente. Mostró un color intenso que indicaba una correlación cercana a +1. Esto significaba que, a medida que aumentaban los años de experiencia, también lo hacía el salario anual, dándonos la luz verde para continuar con nuestro modelo.</w:t>
+      </w:r>
+    </w:p>
+    <w:p>
+      <w:pPr>
+        <w:keepNext/>
+        <w:jc w:val="center"/>
+      </w:pPr>
+      <w:r>
+        <w:rPr>
+          <w:noProof/>
+        </w:rPr>
+        <w:drawing>
+          <wp:inline distT="0" distB="0" distL="0" distR="0" wp14:anchorId="226712F9" wp14:editId="495FF4F6">
+            <wp:extent cx="4619271" cy="2880000"/>
+            <wp:effectExtent l="0" t="0" r="0" b="0"/>
+            <wp:docPr id="998943103" name="Imagen 1"/>
+            <wp:cNvGraphicFramePr>
+              <a:graphicFrameLocks xmlns:a="http://schemas.openxmlformats.org/drawingml/2006/main" noChangeAspect="1"/>
+            </wp:cNvGraphicFramePr>
+            <a:graphic xmlns:a="http://schemas.openxmlformats.org/drawingml/2006/main">
+              <a:graphicData uri="http://schemas.openxmlformats.org/drawingml/2006/picture">
+                <pic:pic xmlns:pic="http://schemas.openxmlformats.org/drawingml/2006/picture">
+                  <pic:nvPicPr>
+                    <pic:cNvPr id="0" name="Picture 1"/>
+                    <pic:cNvPicPr>
+                      <a:picLocks noChangeAspect="1" noChangeArrowheads="1"/>
+                    </pic:cNvPicPr>
+                  </pic:nvPicPr>
+                  <pic:blipFill rotWithShape="1">
+                    <a:blip r:embed="rId13" cstate="print">
+                      <a:extLst>
+                        <a:ext uri="{28A0092B-C50C-407E-A947-70E740481C1C}">
+                          <a14:useLocalDpi xmlns:a14="http://schemas.microsoft.com/office/drawing/2010/main" val="0"/>
+                        </a:ext>
+                      </a:extLst>
+                    </a:blip>
+                    <a:srcRect l="7939" r="12527"/>
+                    <a:stretch>
+                      <a:fillRect/>
+                    </a:stretch>
+                  </pic:blipFill>
+                  <pic:spPr bwMode="auto">
+                    <a:xfrm>
+                      <a:off x="0" y="0"/>
+                      <a:ext cx="4619271" cy="2880000"/>
+                    </a:xfrm>
+                    <a:prstGeom prst="rect">
+                      <a:avLst/>
+                    </a:prstGeom>
+                    <a:noFill/>
+                    <a:ln>
+                      <a:noFill/>
+                    </a:ln>
+                    <a:extLst>
+                      <a:ext uri="{53640926-AAD7-44D8-BBD7-CCE9431645EC}">
+                        <a14:shadowObscured xmlns:a14="http://schemas.microsoft.com/office/drawing/2010/main"/>
+                      </a:ext>
+                    </a:extLst>
+                  </pic:spPr>
+                </pic:pic>
+              </a:graphicData>
+            </a:graphic>
+          </wp:inline>
+        </w:drawing>
+      </w:r>
+    </w:p>
+    <w:p>
+      <w:pPr>
+        <w:pStyle w:val="Descripcin"/>
+        <w:jc w:val="center"/>
+      </w:pPr>
+      <w:r>
+        <w:t xml:space="preserve">Ilustración </w:t>
+      </w:r>
+      <w:r>
+        <w:fldChar w:fldCharType="begin"/>
+      </w:r>
+      <w:r>
+        <w:instrText xml:space="preserve"> SEQ Ilustración \* ARABIC </w:instrText>
+      </w:r>
+      <w:r>
+        <w:fldChar w:fldCharType="separate"/>
+      </w:r>
+      <w:r>
+        <w:rPr>
+          <w:noProof/>
+        </w:rPr>
+        <w:t>2</w:t>
+      </w:r>
+      <w:r>
+        <w:fldChar w:fldCharType="end"/>
+      </w:r>
+      <w:r>
+        <w:t>. Matriz de correlación.</w:t>
+      </w:r>
+    </w:p>
+    <w:p>
+      <w:pPr>
+        <w:pStyle w:val="Ttulo1"/>
+      </w:pPr>
+      <w:bookmarkStart w:id="3" w:name="_Toc208756568"/>
+      <w:r>
+        <w:t>4. El Entrenamiento y la Prueba Final</w:t>
+      </w:r>
+      <w:bookmarkEnd w:id="3"/>
+    </w:p>
+    <w:p>
+      <w:r>
+        <w:t>Con la correlación confirmada, dividimos nuestros datos. El 80% se destinó a "entrenar" a nuestro modelo, enseñándole el patrón entre experiencia y salario. El 20% restante se guardó para una prueba final, para ver qué tan bien podía predecir salarios que nunca antes había visto.</w:t>
+      </w:r>
+    </w:p>
+    <w:p>
+      <w:r>
+        <w:t>El modelo aprendió rápidamente, trazando una línea recta que mejor representaba la tendencia en los datos de entrenamiento. Al enfrentarlo al conjunto de prueba, los resultados fueron excelentes. El coeficiente R² nos indicó que el modelo podía explicar un alto porcentaje de la variación del salario, validando su poder predictivo.</w:t>
+      </w:r>
+    </w:p>
+    <w:p>
+      <w:pPr>
+        <w:pStyle w:val="Ttulo1"/>
+      </w:pPr>
+      <w:bookmarkStart w:id="4" w:name="_Toc208756569"/>
+      <w:r>
+        <w:lastRenderedPageBreak/>
+        <w:t>5. La Evidencia Visual: Resultados del Modelo</w:t>
+      </w:r>
+      <w:bookmarkEnd w:id="4"/>
+    </w:p>
+    <w:p>
+      <w:r>
+        <w:t>Finalmente, para presentar nuestros hallazgos de la forma más clara posible, creamos un gráfico de dispersión. En él, cada punto representaba a una persona del conjunto de prueba, con su experiencia y salario real. Sobre estos puntos, trazamos la línea roja de las predicciones de nuestro modelo.</w:t>
+      </w:r>
+    </w:p>
+    <w:p>
+      <w:r>
+        <w:t>La imagen final fue la prueba definitiva de nuestro éxito. La línea de regresión se ajustaba de manera casi perfecta a la nube de puntos, demostrando visualmente que nuestro modelo había capturado con gran precisión la relación entre los años de experiencia y el salario anual.</w:t>
+      </w:r>
+    </w:p>
+    <w:p>
+      <w:pPr>
+        <w:keepNext/>
+        <w:jc w:val="center"/>
+      </w:pPr>
+      <w:r>
+        <w:rPr>
+          <w:noProof/>
+        </w:rPr>
+        <w:drawing>
+          <wp:inline distT="0" distB="0" distL="0" distR="0" wp14:anchorId="463B067F" wp14:editId="2B8515FD">
+            <wp:extent cx="5483800" cy="2880000"/>
+            <wp:effectExtent l="0" t="0" r="3175" b="0"/>
+            <wp:docPr id="274045685" name="Imagen 3"/>
+            <wp:cNvGraphicFramePr>
+              <a:graphicFrameLocks xmlns:a="http://schemas.openxmlformats.org/drawingml/2006/main" noChangeAspect="1"/>
+            </wp:cNvGraphicFramePr>
+            <a:graphic xmlns:a="http://schemas.openxmlformats.org/drawingml/2006/main">
+              <a:graphicData uri="http://schemas.openxmlformats.org/drawingml/2006/picture">
+                <pic:pic xmlns:pic="http://schemas.openxmlformats.org/drawingml/2006/picture">
+                  <pic:nvPicPr>
+                    <pic:cNvPr id="0" name="Picture 3"/>
+                    <pic:cNvPicPr>
+                      <a:picLocks noChangeAspect="1" noChangeArrowheads="1"/>
+                    </pic:cNvPicPr>
+                  </pic:nvPicPr>
+                  <pic:blipFill rotWithShape="1">
+                    <a:blip r:embed="rId14">
+                      <a:extLst>
+                        <a:ext uri="{28A0092B-C50C-407E-A947-70E740481C1C}">
+                          <a14:useLocalDpi xmlns:a14="http://schemas.microsoft.com/office/drawing/2010/main" val="0"/>
+                        </a:ext>
+                      </a:extLst>
+                    </a:blip>
+                    <a:srcRect l="6054" t="7727" r="9381" b="2819"/>
+                    <a:stretch>
+                      <a:fillRect/>
+                    </a:stretch>
+                  </pic:blipFill>
+                  <pic:spPr bwMode="auto">
+                    <a:xfrm>
+                      <a:off x="0" y="0"/>
+                      <a:ext cx="5483800" cy="2880000"/>
+                    </a:xfrm>
+                    <a:prstGeom prst="rect">
+                      <a:avLst/>
+                    </a:prstGeom>
+                    <a:noFill/>
+                    <a:ln>
+                      <a:noFill/>
+                    </a:ln>
+                    <a:extLst>
+                      <a:ext uri="{53640926-AAD7-44D8-BBD7-CCE9431645EC}">
+                        <a14:shadowObscured xmlns:a14="http://schemas.microsoft.com/office/drawing/2010/main"/>
+                      </a:ext>
+                    </a:extLst>
+                  </pic:spPr>
+                </pic:pic>
+              </a:graphicData>
+            </a:graphic>
+          </wp:inline>
+        </w:drawing>
+      </w:r>
+    </w:p>
+    <w:p>
+      <w:pPr>
+        <w:pStyle w:val="Descripcin"/>
+        <w:jc w:val="center"/>
+      </w:pPr>
+      <w:r>
+        <w:t xml:space="preserve">Ilustración </w:t>
+      </w:r>
+      <w:r>
+        <w:fldChar w:fldCharType="begin"/>
+      </w:r>
+      <w:r>
+        <w:instrText xml:space="preserve"> SEQ Ilustración \* ARABIC </w:instrText>
+      </w:r>
+      <w:r>
+        <w:fldChar w:fldCharType="separate"/>
+      </w:r>
+      <w:r>
+        <w:rPr>
+          <w:noProof/>
+        </w:rPr>
+        <w:t>3</w:t>
+      </w:r>
+      <w:r>
+        <w:fldChar w:fldCharType="end"/>
+      </w:r>
+      <w:r>
+        <w:t>. Regresión lineal.</w:t>
+      </w:r>
+    </w:p>
+    <w:p/>
+    <w:p/>
+    <w:p/>
+    <w:p/>
+    <w:p/>
+    <w:p/>
+    <w:p/>
+    <w:p>
+      <w:pPr>
+        <w:pStyle w:val="Ttulo1"/>
+      </w:pPr>
+      <w:bookmarkStart w:id="5" w:name="_Toc208756570"/>
+      <w:r>
+        <w:lastRenderedPageBreak/>
+        <w:t>6. Conclusión del Viaje</w:t>
+      </w:r>
+      <w:bookmarkEnd w:id="5"/>
+    </w:p>
+    <w:p>
+      <w:r>
+        <w:t>El objetivo de este proyecto se cumplió con éxito. Hemos demostrado que es posible construir un modelo predictivo funcional y robusto utilizando regresión lineal. La respuesta a nuestra pregunta inicial es un claro sí: los años de experiencia son un fuerte predictor del salario de un profesional.</w:t>
       </w:r>
     </w:p>
     <w:p/>
@@ -533,6 +3425,56 @@
     </w:sectPr>
   </w:body>
 </w:document>
+</file>
+
+<file path=word/endnotes.xml><?xml version="1.0" encoding="utf-8"?>
+<w:endnotes xmlns:wpc="http://schemas.microsoft.com/office/word/2010/wordprocessingCanvas" xmlns:cx="http://schemas.microsoft.com/office/drawing/2014/chartex" xmlns:cx1="http://schemas.microsoft.com/office/drawing/2015/9/8/chartex" xmlns:cx2="http://schemas.microsoft.com/office/drawing/2015/10/21/chartex" xmlns:cx3="http://schemas.microsoft.com/office/drawing/2016/5/9/chartex" xmlns:cx4="http://schemas.microsoft.com/office/drawing/2016/5/10/chartex" xmlns:cx5="http://schemas.microsoft.com/office/drawing/2016/5/11/chartex" xmlns:cx6="http://schemas.microsoft.com/office/drawing/2016/5/12/chartex" xmlns:cx7="http://schemas.microsoft.com/office/drawing/2016/5/13/chartex" xmlns:cx8="http://schemas.microsoft.com/office/drawing/2016/5/14/chartex" xmlns:mc="http://schemas.openxmlformats.org/markup-compatibility/2006" xmlns:aink="http://schemas.microsoft.com/office/drawing/2016/ink" xmlns:am3d="http://schemas.microsoft.com/office/drawing/2017/model3d" xmlns:o="urn:schemas-microsoft-com:office:office" xmlns:oel="http://schemas.microsoft.com/office/2019/extlst" xmlns:r="http://schemas.openxmlformats.org/officeDocument/2006/relationships" xmlns:m="http://schemas.openxmlformats.org/officeDocument/2006/math" xmlns:v="urn:schemas-microsoft-com:vml" xmlns:wp14="http://schemas.microsoft.com/office/word/2010/wordprocessingDrawing" xmlns:wp="http://schemas.openxmlformats.org/drawingml/2006/wordprocessingDrawing" xmlns:w10="urn:schemas-microsoft-com:office:word" xmlns:w="http://schemas.openxmlformats.org/wordprocessingml/2006/main" xmlns:w14="http://schemas.microsoft.com/office/word/2010/wordml" xmlns:w15="http://schemas.microsoft.com/office/word/2012/wordml" xmlns:w16cex="http://schemas.microsoft.com/office/word/2018/wordml/cex" xmlns:w16cid="http://schemas.microsoft.com/office/word/2016/wordml/cid" xmlns:w16="http://schemas.microsoft.com/office/word/2018/wordml" xmlns:w16du="http://schemas.microsoft.com/office/word/2023/wordml/word16du" xmlns:w16sdtdh="http://schemas.microsoft.com/office/word/2020/wordml/sdtdatahash" xmlns:w16sdtfl="http://schemas.microsoft.com/office/word/2024/wordml/sdtformatlock" xmlns:w16se="http://schemas.microsoft.com/office/word/2015/wordml/symex" xmlns:wpg="http://schemas.microsoft.com/office/word/2010/wordprocessingGroup" xmlns:wpi="http://schemas.microsoft.com/office/word/2010/wordprocessingInk" xmlns:wne="http://schemas.microsoft.com/office/word/2006/wordml" xmlns:wps="http://schemas.microsoft.com/office/word/2010/wordprocessingShape" mc:Ignorable="w14 w15 w16se w16cid w16 w16cex w16sdtdh w16sdtfl w16du wp14">
+  <w:endnote w:type="separator" w:id="-1">
+    <w:p>
+      <w:pPr>
+        <w:spacing w:after="0" w:line="240" w:lineRule="auto"/>
+      </w:pPr>
+      <w:r>
+        <w:separator/>
+      </w:r>
+    </w:p>
+  </w:endnote>
+  <w:endnote w:type="continuationSeparator" w:id="0">
+    <w:p>
+      <w:pPr>
+        <w:spacing w:after="0" w:line="240" w:lineRule="auto"/>
+      </w:pPr>
+      <w:r>
+        <w:continuationSeparator/>
+      </w:r>
+    </w:p>
+  </w:endnote>
+</w:endnotes>
+</file>
+
+<file path=word/footnotes.xml><?xml version="1.0" encoding="utf-8"?>
+<w:footnotes xmlns:wpc="http://schemas.microsoft.com/office/word/2010/wordprocessingCanvas" xmlns:cx="http://schemas.microsoft.com/office/drawing/2014/chartex" xmlns:cx1="http://schemas.microsoft.com/office/drawing/2015/9/8/chartex" xmlns:cx2="http://schemas.microsoft.com/office/drawing/2015/10/21/chartex" xmlns:cx3="http://schemas.microsoft.com/office/drawing/2016/5/9/chartex" xmlns:cx4="http://schemas.microsoft.com/office/drawing/2016/5/10/chartex" xmlns:cx5="http://schemas.microsoft.com/office/drawing/2016/5/11/chartex" xmlns:cx6="http://schemas.microsoft.com/office/drawing/2016/5/12/chartex" xmlns:cx7="http://schemas.microsoft.com/office/drawing/2016/5/13/chartex" xmlns:cx8="http://schemas.microsoft.com/office/drawing/2016/5/14/chartex" xmlns:mc="http://schemas.openxmlformats.org/markup-compatibility/2006" xmlns:aink="http://schemas.microsoft.com/office/drawing/2016/ink" xmlns:am3d="http://schemas.microsoft.com/office/drawing/2017/model3d" xmlns:o="urn:schemas-microsoft-com:office:office" xmlns:oel="http://schemas.microsoft.com/office/2019/extlst" xmlns:r="http://schemas.openxmlformats.org/officeDocument/2006/relationships" xmlns:m="http://schemas.openxmlformats.org/officeDocument/2006/math" xmlns:v="urn:schemas-microsoft-com:vml" xmlns:wp14="http://schemas.microsoft.com/office/word/2010/wordprocessingDrawing" xmlns:wp="http://schemas.openxmlformats.org/drawingml/2006/wordprocessingDrawing" xmlns:w10="urn:schemas-microsoft-com:office:word" xmlns:w="http://schemas.openxmlformats.org/wordprocessingml/2006/main" xmlns:w14="http://schemas.microsoft.com/office/word/2010/wordml" xmlns:w15="http://schemas.microsoft.com/office/word/2012/wordml" xmlns:w16cex="http://schemas.microsoft.com/office/word/2018/wordml/cex" xmlns:w16cid="http://schemas.microsoft.com/office/word/2016/wordml/cid" xmlns:w16="http://schemas.microsoft.com/office/word/2018/wordml" xmlns:w16du="http://schemas.microsoft.com/office/word/2023/wordml/word16du" xmlns:w16sdtdh="http://schemas.microsoft.com/office/word/2020/wordml/sdtdatahash" xmlns:w16sdtfl="http://schemas.microsoft.com/office/word/2024/wordml/sdtformatlock" xmlns:w16se="http://schemas.microsoft.com/office/word/2015/wordml/symex" xmlns:wpg="http://schemas.microsoft.com/office/word/2010/wordprocessingGroup" xmlns:wpi="http://schemas.microsoft.com/office/word/2010/wordprocessingInk" xmlns:wne="http://schemas.microsoft.com/office/word/2006/wordml" xmlns:wps="http://schemas.microsoft.com/office/word/2010/wordprocessingShape" mc:Ignorable="w14 w15 w16se w16cid w16 w16cex w16sdtdh w16sdtfl w16du wp14">
+  <w:footnote w:type="separator" w:id="-1">
+    <w:p>
+      <w:pPr>
+        <w:spacing w:after="0" w:line="240" w:lineRule="auto"/>
+      </w:pPr>
+      <w:r>
+        <w:separator/>
+      </w:r>
+    </w:p>
+  </w:footnote>
+  <w:footnote w:type="continuationSeparator" w:id="0">
+    <w:p>
+      <w:pPr>
+        <w:spacing w:after="0" w:line="240" w:lineRule="auto"/>
+      </w:pPr>
+      <w:r>
+        <w:continuationSeparator/>
+      </w:r>
+    </w:p>
+  </w:footnote>
+</w:footnotes>
 </file>
 
 <file path=word/numbering.xml><?xml version="1.0" encoding="utf-8"?>
@@ -1147,10 +4089,31 @@
       <w:szCs w:val="26"/>
     </w:rPr>
   </w:style>
+  <w:style w:type="paragraph" w:styleId="Ttulo3">
+    <w:name w:val="heading 3"/>
+    <w:basedOn w:val="Normal"/>
+    <w:next w:val="Normal"/>
+    <w:link w:val="Ttulo3Car"/>
+    <w:uiPriority w:val="9"/>
+    <w:semiHidden/>
+    <w:unhideWhenUsed/>
+    <w:qFormat/>
+    <w:rsid w:val="00CD5852"/>
+    <w:pPr>
+      <w:keepNext/>
+      <w:keepLines/>
+      <w:spacing w:before="40" w:after="0"/>
+      <w:outlineLvl w:val="2"/>
+    </w:pPr>
+    <w:rPr>
+      <w:rFonts w:asciiTheme="majorHAnsi" w:eastAsiaTheme="majorEastAsia" w:hAnsiTheme="majorHAnsi" w:cstheme="majorBidi"/>
+      <w:color w:val="1F3763" w:themeColor="accent1" w:themeShade="7F"/>
+      <w:szCs w:val="24"/>
+    </w:rPr>
+  </w:style>
   <w:style w:type="character" w:default="1" w:styleId="Fuentedeprrafopredeter">
     <w:name w:val="Default Paragraph Font"/>
     <w:uiPriority w:val="1"/>
-    <w:semiHidden/>
     <w:unhideWhenUsed/>
   </w:style>
   <w:style w:type="table" w:default="1" w:styleId="Tablanormal">
@@ -1224,6 +4187,116 @@
       <w:sz w:val="32"/>
       <w:lang w:eastAsia="es-EC"/>
       <w14:ligatures w14:val="none"/>
+    </w:rPr>
+  </w:style>
+  <w:style w:type="character" w:customStyle="1" w:styleId="Ttulo3Car">
+    <w:name w:val="Título 3 Car"/>
+    <w:basedOn w:val="Fuentedeprrafopredeter"/>
+    <w:link w:val="Ttulo3"/>
+    <w:uiPriority w:val="9"/>
+    <w:semiHidden/>
+    <w:rsid w:val="00CD5852"/>
+    <w:rPr>
+      <w:rFonts w:asciiTheme="majorHAnsi" w:eastAsiaTheme="majorEastAsia" w:hAnsiTheme="majorHAnsi" w:cstheme="majorBidi"/>
+      <w:color w:val="1F3763" w:themeColor="accent1" w:themeShade="7F"/>
+      <w:sz w:val="24"/>
+      <w:szCs w:val="24"/>
+    </w:rPr>
+  </w:style>
+  <w:style w:type="paragraph" w:styleId="TDC1">
+    <w:name w:val="toc 1"/>
+    <w:basedOn w:val="Normal"/>
+    <w:next w:val="Normal"/>
+    <w:autoRedefine/>
+    <w:uiPriority w:val="39"/>
+    <w:unhideWhenUsed/>
+    <w:rsid w:val="00CD5852"/>
+    <w:pPr>
+      <w:spacing w:after="100"/>
+    </w:pPr>
+  </w:style>
+  <w:style w:type="character" w:styleId="Hipervnculo">
+    <w:name w:val="Hyperlink"/>
+    <w:basedOn w:val="Fuentedeprrafopredeter"/>
+    <w:uiPriority w:val="99"/>
+    <w:unhideWhenUsed/>
+    <w:rsid w:val="00CD5852"/>
+    <w:rPr>
+      <w:color w:val="0563C1" w:themeColor="hyperlink"/>
+      <w:u w:val="single"/>
+    </w:rPr>
+  </w:style>
+  <w:style w:type="paragraph" w:styleId="Encabezado">
+    <w:name w:val="header"/>
+    <w:basedOn w:val="Normal"/>
+    <w:link w:val="EncabezadoCar"/>
+    <w:uiPriority w:val="99"/>
+    <w:unhideWhenUsed/>
+    <w:rsid w:val="00CD5852"/>
+    <w:pPr>
+      <w:tabs>
+        <w:tab w:val="center" w:pos="4252"/>
+        <w:tab w:val="right" w:pos="8504"/>
+      </w:tabs>
+      <w:spacing w:after="0" w:line="240" w:lineRule="auto"/>
+    </w:pPr>
+  </w:style>
+  <w:style w:type="character" w:customStyle="1" w:styleId="EncabezadoCar">
+    <w:name w:val="Encabezado Car"/>
+    <w:basedOn w:val="Fuentedeprrafopredeter"/>
+    <w:link w:val="Encabezado"/>
+    <w:uiPriority w:val="99"/>
+    <w:rsid w:val="00CD5852"/>
+    <w:rPr>
+      <w:rFonts w:ascii="Times New Roman" w:hAnsi="Times New Roman"/>
+      <w:color w:val="000000" w:themeColor="text1"/>
+      <w:sz w:val="24"/>
+    </w:rPr>
+  </w:style>
+  <w:style w:type="paragraph" w:styleId="Piedepgina">
+    <w:name w:val="footer"/>
+    <w:basedOn w:val="Normal"/>
+    <w:link w:val="PiedepginaCar"/>
+    <w:uiPriority w:val="99"/>
+    <w:unhideWhenUsed/>
+    <w:rsid w:val="00CD5852"/>
+    <w:pPr>
+      <w:tabs>
+        <w:tab w:val="center" w:pos="4252"/>
+        <w:tab w:val="right" w:pos="8504"/>
+      </w:tabs>
+      <w:spacing w:after="0" w:line="240" w:lineRule="auto"/>
+    </w:pPr>
+  </w:style>
+  <w:style w:type="character" w:customStyle="1" w:styleId="PiedepginaCar">
+    <w:name w:val="Pie de página Car"/>
+    <w:basedOn w:val="Fuentedeprrafopredeter"/>
+    <w:link w:val="Piedepgina"/>
+    <w:uiPriority w:val="99"/>
+    <w:rsid w:val="00CD5852"/>
+    <w:rPr>
+      <w:rFonts w:ascii="Times New Roman" w:hAnsi="Times New Roman"/>
+      <w:color w:val="000000" w:themeColor="text1"/>
+      <w:sz w:val="24"/>
+    </w:rPr>
+  </w:style>
+  <w:style w:type="paragraph" w:styleId="Descripcin">
+    <w:name w:val="caption"/>
+    <w:basedOn w:val="Normal"/>
+    <w:next w:val="Normal"/>
+    <w:uiPriority w:val="35"/>
+    <w:unhideWhenUsed/>
+    <w:qFormat/>
+    <w:rsid w:val="00BE254E"/>
+    <w:pPr>
+      <w:spacing w:after="200" w:line="240" w:lineRule="auto"/>
+    </w:pPr>
+    <w:rPr>
+      <w:i/>
+      <w:iCs/>
+      <w:color w:val="44546A" w:themeColor="text2"/>
+      <w:sz w:val="18"/>
+      <w:szCs w:val="18"/>
     </w:rPr>
   </w:style>
 </w:styles>
@@ -1534,16 +4607,6 @@
 </file>
 
 <file path=customXml/item2.xml><?xml version="1.0" encoding="utf-8"?>
-<p:properties xmlns:p="http://schemas.microsoft.com/office/2006/metadata/properties" xmlns:xsi="http://www.w3.org/2001/XMLSchema-instance" xmlns:pc="http://schemas.microsoft.com/office/infopath/2007/PartnerControls">
-  <documentManagement/>
-</p:properties>
-</file>
-
-<file path=customXml/item3.xml><?xml version="1.0" encoding="utf-8"?>
-<b:Sources xmlns:b="http://schemas.openxmlformats.org/officeDocument/2006/bibliography" xmlns="http://schemas.openxmlformats.org/officeDocument/2006/bibliography" SelectedStyle="\APASixthEditionOfficeOnline.xsl" StyleName="APA" Version="6"/>
-</file>
-
-<file path=customXml/item4.xml><?xml version="1.0" encoding="utf-8"?>
 <ct:contentTypeSchema xmlns:ct="http://schemas.microsoft.com/office/2006/metadata/contentType" xmlns:ma="http://schemas.microsoft.com/office/2006/metadata/properties/metaAttributes" ct:_="" ma:_="" ma:contentTypeName="Documento" ma:contentTypeID="0x010100A5C0487A85234041ABCC04D606B0D680" ma:contentTypeVersion="13" ma:contentTypeDescription="Crear nuevo documento." ma:contentTypeScope="" ma:versionID="6cfa88a6c60d194070a270eb62a21b24">
   <xsd:schema xmlns:xsd="http://www.w3.org/2001/XMLSchema" xmlns:xs="http://www.w3.org/2001/XMLSchema" xmlns:p="http://schemas.microsoft.com/office/2006/metadata/properties" xmlns:ns3="412e5359-321c-4749-b6c6-497cf934ab24" targetNamespace="http://schemas.microsoft.com/office/2006/metadata/properties" ma:root="true" ma:fieldsID="395a25b24f05dd036ecc9c98436a574a" ns3:_="">
     <xsd:import namespace="412e5359-321c-4749-b6c6-497cf934ab24"/>
@@ -1745,6 +4808,16 @@
 </ct:contentTypeSchema>
 </file>
 
+<file path=customXml/item3.xml><?xml version="1.0" encoding="utf-8"?>
+<b:Sources xmlns:b="http://schemas.openxmlformats.org/officeDocument/2006/bibliography" xmlns="http://schemas.openxmlformats.org/officeDocument/2006/bibliography" SelectedStyle="\APASixthEditionOfficeOnline.xsl" StyleName="APA" Version="6"/>
+</file>
+
+<file path=customXml/item4.xml><?xml version="1.0" encoding="utf-8"?>
+<p:properties xmlns:p="http://schemas.microsoft.com/office/2006/metadata/properties" xmlns:xsi="http://www.w3.org/2001/XMLSchema-instance" xmlns:pc="http://schemas.microsoft.com/office/infopath/2007/PartnerControls">
+  <documentManagement/>
+</p:properties>
+</file>
+
 <file path=customXml/itemProps1.xml><?xml version="1.0" encoding="utf-8"?>
 <ds:datastoreItem xmlns:ds="http://schemas.openxmlformats.org/officeDocument/2006/customXml" ds:itemID="{85BFE6E4-4CB5-4366-AD67-3CEFCBC6D1DB}">
   <ds:schemaRefs>
@@ -1754,23 +4827,6 @@
 </file>
 
 <file path=customXml/itemProps2.xml><?xml version="1.0" encoding="utf-8"?>
-<ds:datastoreItem xmlns:ds="http://schemas.openxmlformats.org/officeDocument/2006/customXml" ds:itemID="{A6B2191B-6C12-404F-B60B-5F9BE9C84421}">
-  <ds:schemaRefs>
-    <ds:schemaRef ds:uri="http://schemas.microsoft.com/office/2006/metadata/properties"/>
-    <ds:schemaRef ds:uri="http://schemas.microsoft.com/office/infopath/2007/PartnerControls"/>
-  </ds:schemaRefs>
-</ds:datastoreItem>
-</file>
-
-<file path=customXml/itemProps3.xml><?xml version="1.0" encoding="utf-8"?>
-<ds:datastoreItem xmlns:ds="http://schemas.openxmlformats.org/officeDocument/2006/customXml" ds:itemID="{08F8AE20-8A1E-411A-B97B-F8C6621176DC}">
-  <ds:schemaRefs>
-    <ds:schemaRef ds:uri="http://schemas.openxmlformats.org/officeDocument/2006/bibliography"/>
-  </ds:schemaRefs>
-</ds:datastoreItem>
-</file>
-
-<file path=customXml/itemProps4.xml><?xml version="1.0" encoding="utf-8"?>
 <ds:datastoreItem xmlns:ds="http://schemas.openxmlformats.org/officeDocument/2006/customXml" ds:itemID="{E38F9A63-9EE7-49F9-A03D-95296C6DD05A}">
   <ds:schemaRefs>
     <ds:schemaRef ds:uri="http://schemas.microsoft.com/office/2006/metadata/contentType"/>
@@ -1786,4 +4842,21 @@
     <ds:schemaRef ds:uri="http://schemas.microsoft.com/internal/obd"/>
   </ds:schemaRefs>
 </ds:datastoreItem>
+</file>
+
+<file path=customXml/itemProps3.xml><?xml version="1.0" encoding="utf-8"?>
+<ds:datastoreItem xmlns:ds="http://schemas.openxmlformats.org/officeDocument/2006/customXml" ds:itemID="{08F8AE20-8A1E-411A-B97B-F8C6621176DC}">
+  <ds:schemaRefs>
+    <ds:schemaRef ds:uri="http://schemas.openxmlformats.org/officeDocument/2006/bibliography"/>
+  </ds:schemaRefs>
+</ds:datastoreItem>
+</file>
+
+<file path=customXml/itemProps4.xml><?xml version="1.0" encoding="utf-8"?>
+<ds:datastoreItem xmlns:ds="http://schemas.openxmlformats.org/officeDocument/2006/customXml" ds:itemID="{A6B2191B-6C12-404F-B60B-5F9BE9C84421}">
+  <ds:schemaRefs>
+    <ds:schemaRef ds:uri="http://schemas.microsoft.com/office/2006/metadata/properties"/>
+    <ds:schemaRef ds:uri="http://schemas.microsoft.com/office/infopath/2007/PartnerControls"/>
+  </ds:schemaRefs>
+</ds:datastoreItem>
 </file>